--- a/video-film-editing/output/05 3.3b Nota Pembelajaran (Kertas Penerangan)/CU C01-C05/3.3b-26 Nota Pembelajaran C05-W06 Perform final online submission (IT-072).docx
+++ b/video-film-editing/output/05 3.3b Nota Pembelajaran (Kertas Penerangan)/CU C01-C05/3.3b-26 Nota Pembelajaran C05-W06 Perform final online submission (IT-072).docx
@@ -716,7 +716,44 @@
     </w:p>
     <w:p>
       <w:r>
+        <w:rPr>
+          <w:b/>
+          <w:sz w:val="26"/>
+        </w:rPr>
+        <w:t>Objektif Pembelajaran</w:t>
+      </w:r>
+    </w:p>
+    <w:p>
+      <w:r>
+        <w:t>Selepas mempelajari topik ini, pelatih dapat: mengenal pasti konsep double head; menjelaskan sebabnya digunakan; mengatur (arrange) double head mengikut keperluan projek.</w:t>
+      </w:r>
+    </w:p>
+    <w:p>
+      <w:r>
+        <w:rPr>
+          <w:b/>
+          <w:sz w:val="26"/>
+        </w:rPr>
+        <w:t>1. Definisi dan kegunaan</w:t>
+      </w:r>
+    </w:p>
+    <w:p>
+      <w:r>
         <w:t>"Double head" merujuk kepada kaedah penyimpanan dan penghantaran di mana trek visual (picture) dan trek audio disimpan sebagai dua fail berasingan tetapi diselaraskan pada timecode yang sama, berbanding satu fail gabungan (composite/married print). Kaedah ini digunakan terutamanya untuk penghantaran ke pawagam atau stesen penyiaran yang memerlukan trek audio berasingan untuk tujuan sarikata pelbagai bahasa, dubbing, atau kawalan kualiti bebas bagi setiap elemen. Editor perlu mengatur (arrange) double head dengan memastikan kedua-dua fail visual dan audio kekal segerak (sync) sepanjang proses eksport dan pemindahan.</w:t>
+      </w:r>
+    </w:p>
+    <w:p>
+      <w:r>
+        <w:rPr>
+          <w:b/>
+          <w:sz w:val="26"/>
+        </w:rPr>
+        <w:t>2. Rumusan</w:t>
+      </w:r>
+    </w:p>
+    <w:p>
+      <w:r>
+        <w:t>Double head memberikan fleksibiliti kawalan audio-visual berasingan, penting untuk keperluan pelbagai bahasa dan kualiti pawagam/broadcast.</w:t>
       </w:r>
     </w:p>
     <w:p>
@@ -730,7 +767,44 @@
     </w:p>
     <w:p>
       <w:r>
+        <w:rPr>
+          <w:b/>
+          <w:sz w:val="26"/>
+        </w:rPr>
+        <w:t>Objektif Pembelajaran</w:t>
+      </w:r>
+    </w:p>
+    <w:p>
+      <w:r>
+        <w:t>Selepas mempelajari topik ini, pelatih dapat: mengenal pasti format tape broadcast utama; menjelaskan spesifikasi teknikal yang perlu dipatuhi.</w:t>
+      </w:r>
+    </w:p>
+    <w:p>
+      <w:r>
+        <w:rPr>
+          <w:b/>
+          <w:sz w:val="26"/>
+        </w:rPr>
+        <w:t>1. Format tape profesional</w:t>
+      </w:r>
+    </w:p>
+    <w:p>
+      <w:r>
         <w:t>Peralatan penyiaran (broadcast equipment) seperti Digital Betacam dan HDCAM ialah format tape profesional yang digunakan secara meluas oleh stesen TV untuk penerimaan dan penyimpanan bahan siaran sebelum peralihan penuh kepada penghantaran fail digital. Editor perlu memahami spesifikasi teknikal format ini (resolusi, kadar bit, jenis codec) supaya bahan akhir yang dieksport boleh diterima dan dimainkan dengan betul oleh stesen penyiaran yang masih menggunakan peralatan tersebut.</w:t>
+      </w:r>
+    </w:p>
+    <w:p>
+      <w:r>
+        <w:rPr>
+          <w:b/>
+          <w:sz w:val="26"/>
+        </w:rPr>
+        <w:t>2. Rumusan</w:t>
+      </w:r>
+    </w:p>
+    <w:p>
+      <w:r>
+        <w:t>Pemahaman spesifikasi broadcast equipment memastikan bahan akhir serasi dengan sistem penerima yang masih menggunakan format tape.</w:t>
       </w:r>
     </w:p>
     <w:p>
@@ -744,7 +818,44 @@
     </w:p>
     <w:p>
       <w:r>
+        <w:rPr>
+          <w:b/>
+          <w:sz w:val="26"/>
+        </w:rPr>
+        <w:t>Objektif Pembelajaran</w:t>
+      </w:r>
+    </w:p>
+    <w:p>
+      <w:r>
+        <w:t>Selepas mempelajari topik ini, pelatih dapat: mengenal pasti format penayangan pawagam; menjelaskan keperluan asas DCP.</w:t>
+      </w:r>
+    </w:p>
+    <w:p>
+      <w:r>
+        <w:rPr>
+          <w:b/>
+          <w:sz w:val="26"/>
+        </w:rPr>
+        <w:t>1. Format penayangan pawagam</w:t>
+      </w:r>
+    </w:p>
+    <w:p>
+      <w:r>
         <w:t>Bagi projek yang ditayangkan di pawagam, bahan akhir perlu disediakan dalam format yang serasi dengan projektor filem digital (Digital Cinema Package, DCP) atau, bagi kes legasi, filem seluloid fizikal. Editor perlu memahami keperluan asas format penayangan pawagam seperti resolusi (2K/4K), aspect ratio, dan piawaian warna (colour space) yang berbeza daripada penyiaran TV.</w:t>
+      </w:r>
+    </w:p>
+    <w:p>
+      <w:r>
+        <w:rPr>
+          <w:b/>
+          <w:sz w:val="26"/>
+        </w:rPr>
+        <w:t>2. Rumusan</w:t>
+      </w:r>
+    </w:p>
+    <w:p>
+      <w:r>
+        <w:t>Keperluan format pawagam (DCP, resolusi, colour space) berbeza daripada broadcast TV dan mesti disemak sebelum penghantaran akhir.</w:t>
       </w:r>
     </w:p>
     <w:p>
@@ -758,7 +869,44 @@
     </w:p>
     <w:p>
       <w:r>
+        <w:rPr>
+          <w:b/>
+          <w:sz w:val="26"/>
+        </w:rPr>
+        <w:t>Objektif Pembelajaran</w:t>
+      </w:r>
+    </w:p>
+    <w:p>
+      <w:r>
+        <w:t>Selepas mempelajari topik ini, pelatih dapat: mengenal pasti fungsi media player; menyepadankan format fail dengan spesifikasi penerima.</w:t>
+      </w:r>
+    </w:p>
+    <w:p>
+      <w:r>
+        <w:rPr>
+          <w:b/>
+          <w:sz w:val="26"/>
+        </w:rPr>
+        <w:t>1. Fungsi media player</w:t>
+      </w:r>
+    </w:p>
+    <w:p>
+      <w:r>
         <w:t>Media player merujuk kepada peranti pemain digital (seperti hard drive playback system atau server media) yang digunakan di studio penyiaran atau pawagam untuk memainkan bahan akhir secara terus tanpa tape fizikal. Editor perlu memastikan format fail, codec, dan struktur folder bahan akhir sesuai dengan spesifikasi media player yang digunakan oleh penerima (broadcaster/pawagam).</w:t>
+      </w:r>
+    </w:p>
+    <w:p>
+      <w:r>
+        <w:rPr>
+          <w:b/>
+          <w:sz w:val="26"/>
+        </w:rPr>
+        <w:t>2. Rumusan</w:t>
+      </w:r>
+    </w:p>
+    <w:p>
+      <w:r>
+        <w:t>Struktur fail dan codec bahan akhir mesti disepadankan dengan spesifikasi media player penerima untuk mengelakkan masalah main balik.</w:t>
       </w:r>
     </w:p>
     <w:p>
@@ -772,7 +920,44 @@
     </w:p>
     <w:p>
       <w:r>
+        <w:rPr>
+          <w:b/>
+          <w:sz w:val="26"/>
+        </w:rPr>
+        <w:t>Objektif Pembelajaran</w:t>
+      </w:r>
+    </w:p>
+    <w:p>
+      <w:r>
+        <w:t>Selepas mempelajari topik ini, pelatih dapat: mengenal pasti kegunaan Blu-ray sebagai media edaran; menjelaskan keperluan mastering asas.</w:t>
+      </w:r>
+    </w:p>
+    <w:p>
+      <w:r>
+        <w:rPr>
+          <w:b/>
+          <w:sz w:val="26"/>
+        </w:rPr>
+        <w:t>1. Kegunaan Blu-ray</w:t>
+      </w:r>
+    </w:p>
+    <w:p>
+      <w:r>
         <w:t>Blu-ray ialah format cakera optik berkapasiti tinggi yang digunakan untuk pengedaran fizikal kandungan video beresolusi tinggi (HD/4K), sering digunakan untuk edaran promosi, arkib peribadi klien, atau pengedaran runcit. Editor perlu memahami keperluan mastering asas (menu, chapter, spesifikasi video/audio) jika projek memerlukan output dalam format ini.</w:t>
+      </w:r>
+    </w:p>
+    <w:p>
+      <w:r>
+        <w:rPr>
+          <w:b/>
+          <w:sz w:val="26"/>
+        </w:rPr>
+        <w:t>2. Rumusan</w:t>
+      </w:r>
+    </w:p>
+    <w:p>
+      <w:r>
+        <w:t>Blu-ray kekal relevan untuk edaran fizikal HD/4K dan memerlukan proses mastering tersendiri.</w:t>
       </w:r>
     </w:p>
     <w:p>
@@ -786,7 +971,179 @@
     </w:p>
     <w:p>
       <w:r>
-        <w:t>Bahan akhir (final material) boleh dihantar dalam pelbagai bentuk fizikal atau digital: tape (format broadcast seperti Digital Betacam/HDCAM), data (fail digital SD atau HD dalam hard drive/server), atau filem (cetakan filem seluloid untuk pawagam legasi). Pemilihan jenis bahan akhir bergantung sepenuhnya kepada spesifikasi penghantaran yang ditetapkan oleh klien atau platform edaran.</w:t>
+        <w:rPr>
+          <w:b/>
+          <w:sz w:val="26"/>
+        </w:rPr>
+        <w:t>Objektif Pembelajaran</w:t>
+      </w:r>
+    </w:p>
+    <w:p>
+      <w:r>
+        <w:t>Selepas mempelajari topik ini, pelatih dapat: menentukan jenis bahan akhir mengikut spesifikasi penghantaran; memindahkan projek editing akhir kepada bahan akhir yang betul.</w:t>
+      </w:r>
+    </w:p>
+    <w:p>
+      <w:r>
+        <w:rPr>
+          <w:b/>
+          <w:sz w:val="26"/>
+        </w:rPr>
+        <w:t>1. Jenis-jenis bahan akhir</w:t>
+      </w:r>
+    </w:p>
+    <w:tbl>
+      <w:tblPr>
+        <w:tblStyle w:val="TableGrid"/>
+        <w:tblW w:type="auto" w:w="0"/>
+        <w:tblLook w:firstColumn="1" w:firstRow="1" w:lastColumn="0" w:lastRow="0" w:noHBand="0" w:noVBand="1" w:val="04A0"/>
+      </w:tblPr>
+      <w:tblGrid>
+        <w:gridCol w:w="3104"/>
+        <w:gridCol w:w="3104"/>
+        <w:gridCol w:w="3104"/>
+      </w:tblGrid>
+      <w:tr>
+        <w:tc>
+          <w:tcPr>
+            <w:tcW w:type="dxa" w:w="3104"/>
+          </w:tcPr>
+          <w:p>
+            <w:r>
+              <w:t>Jenis Bahan Akhir</w:t>
+            </w:r>
+          </w:p>
+        </w:tc>
+        <w:tc>
+          <w:tcPr>
+            <w:tcW w:type="dxa" w:w="3104"/>
+          </w:tcPr>
+          <w:p>
+            <w:r>
+              <w:t>Contoh</w:t>
+            </w:r>
+          </w:p>
+        </w:tc>
+        <w:tc>
+          <w:tcPr>
+            <w:tcW w:type="dxa" w:w="3104"/>
+          </w:tcPr>
+          <w:p>
+            <w:r>
+              <w:t>Kegunaan</w:t>
+            </w:r>
+          </w:p>
+        </w:tc>
+      </w:tr>
+      <w:tr>
+        <w:tc>
+          <w:tcPr>
+            <w:tcW w:type="dxa" w:w="3104"/>
+          </w:tcPr>
+          <w:p>
+            <w:r>
+              <w:t>Tape</w:t>
+            </w:r>
+          </w:p>
+        </w:tc>
+        <w:tc>
+          <w:tcPr>
+            <w:tcW w:type="dxa" w:w="3104"/>
+          </w:tcPr>
+          <w:p>
+            <w:r>
+              <w:t>Digital Betacam, HDCAM</w:t>
+            </w:r>
+          </w:p>
+        </w:tc>
+        <w:tc>
+          <w:tcPr>
+            <w:tcW w:type="dxa" w:w="3104"/>
+          </w:tcPr>
+          <w:p>
+            <w:r>
+              <w:t>Broadcast legasi</w:t>
+            </w:r>
+          </w:p>
+        </w:tc>
+      </w:tr>
+      <w:tr>
+        <w:tc>
+          <w:tcPr>
+            <w:tcW w:type="dxa" w:w="3104"/>
+          </w:tcPr>
+          <w:p>
+            <w:r>
+              <w:t>Data</w:t>
+            </w:r>
+          </w:p>
+        </w:tc>
+        <w:tc>
+          <w:tcPr>
+            <w:tcW w:type="dxa" w:w="3104"/>
+          </w:tcPr>
+          <w:p>
+            <w:r>
+              <w:t>Fail digital SD/HD (hard drive/server)</w:t>
+            </w:r>
+          </w:p>
+        </w:tc>
+        <w:tc>
+          <w:tcPr>
+            <w:tcW w:type="dxa" w:w="3104"/>
+          </w:tcPr>
+          <w:p>
+            <w:r>
+              <w:t>Penghantaran digital moden</w:t>
+            </w:r>
+          </w:p>
+        </w:tc>
+      </w:tr>
+      <w:tr>
+        <w:tc>
+          <w:tcPr>
+            <w:tcW w:type="dxa" w:w="3104"/>
+          </w:tcPr>
+          <w:p>
+            <w:r>
+              <w:t>Film</w:t>
+            </w:r>
+          </w:p>
+        </w:tc>
+        <w:tc>
+          <w:tcPr>
+            <w:tcW w:type="dxa" w:w="3104"/>
+          </w:tcPr>
+          <w:p>
+            <w:r>
+              <w:t>Cetakan filem seluloid</w:t>
+            </w:r>
+          </w:p>
+        </w:tc>
+        <w:tc>
+          <w:tcPr>
+            <w:tcW w:type="dxa" w:w="3104"/>
+          </w:tcPr>
+          <w:p>
+            <w:r>
+              <w:t>Pawagam legasi</w:t>
+            </w:r>
+          </w:p>
+        </w:tc>
+      </w:tr>
+    </w:tbl>
+    <w:p>
+      <w:r>
+        <w:rPr>
+          <w:b/>
+          <w:sz w:val="26"/>
+        </w:rPr>
+        <w:t>2. Rumusan</w:t>
+      </w:r>
+    </w:p>
+    <w:p>
+      <w:r>
+        <w:t>Pemilihan jenis bahan akhir bergantung sepenuhnya kepada spesifikasi penghantaran yang ditetapkan oleh klien atau platform edaran.</w:t>
       </w:r>
     </w:p>
     <w:p>
@@ -800,7 +1157,44 @@
     </w:p>
     <w:p>
       <w:r>
+        <w:rPr>
+          <w:b/>
+          <w:sz w:val="26"/>
+        </w:rPr>
+        <w:t>Objektif Pembelajaran</w:t>
+      </w:r>
+    </w:p>
+    <w:p>
+      <w:r>
+        <w:t>Selepas mempelajari topik ini, pelatih dapat: mengenal pasti bahan sokongan yang perlu disertakan; menyemak bahan sokongan mengikut keperluan projek.</w:t>
+      </w:r>
+    </w:p>
+    <w:p>
+      <w:r>
+        <w:rPr>
+          <w:b/>
+          <w:sz w:val="26"/>
+        </w:rPr>
+        <w:t>1. Bahan sokongan</w:t>
+      </w:r>
+    </w:p>
+    <w:p>
+      <w:r>
         <w:t>Bahan sokongan (supporting material) yang perlu disertakan bersama bahan akhir termasuk skrip akhir (final script mengikut apa yang disunting), storyboard (jika berkaitan, untuk rujukan visual), dan log book. Bahan ini membantu pihak penerima (broadcaster/klien) mengesahkan kandungan dan menjadi rujukan untuk kerja susulan seperti sarikata atau dubbing.</w:t>
+      </w:r>
+    </w:p>
+    <w:p>
+      <w:r>
+        <w:rPr>
+          <w:b/>
+          <w:sz w:val="26"/>
+        </w:rPr>
+        <w:t>2. Rumusan</w:t>
+      </w:r>
+    </w:p>
+    <w:p>
+      <w:r>
+        <w:t>Bahan sokongan yang lengkap membantu penerima mengesahkan kandungan dan menyokong kerja susulan projek.</w:t>
       </w:r>
     </w:p>
     <w:p>
@@ -814,12 +1208,58 @@
     </w:p>
     <w:p>
       <w:r>
+        <w:rPr>
+          <w:b/>
+          <w:sz w:val="26"/>
+        </w:rPr>
+        <w:t>Objektif Pembelajaran</w:t>
+      </w:r>
+    </w:p>
+    <w:p>
+      <w:r>
+        <w:t>Selepas mempelajari topik ini, pelatih dapat: mendokumen editing suite log book; mempersembahkan log book mengikut keperluan studio.</w:t>
+      </w:r>
+    </w:p>
+    <w:p>
+      <w:r>
+        <w:rPr>
+          <w:b/>
+          <w:sz w:val="26"/>
+        </w:rPr>
+        <w:t>1. Fungsi log book</w:t>
+      </w:r>
+    </w:p>
+    <w:p>
+      <w:r>
         <w:t>Editing suite log book ialah rekod rasmi setiap aktiviti yang dijalankan dalam suite editing sepanjang tempoh projek — termasuk tarikh, masa, nama editor, aktiviti dijalankan, dan status penghantaran. Log book perlu diisi dengan lengkap dan tepat sebagai bukti audit trail projek, serta dipersembahkan kepada penyelia/studio sebagai sebahagian daripada proses penutupan (closing) projek.</w:t>
       </w:r>
     </w:p>
     <w:p>
       <w:r>
+        <w:rPr>
+          <w:b/>
+          <w:sz w:val="26"/>
+        </w:rPr>
+        <w:t>2. Langkah kerja praktikal keseluruhan</w:t>
+      </w:r>
+    </w:p>
+    <w:p>
+      <w:r>
         <w:t>Langkah kerja praktikal (rujuk P11 langkah 2-4): editor mengeksport bahan akhir mengikut spesifikasi (codec, resolusi, loudness) yang ditetapkan, mengumpul bahan sokongan (thumbnail, sarikata, versi sosial, laporan QC), merekod penghantaran dalam log book suite editing, dan menutup projek selepas pengesahan diterima daripada klien/Producer.</w:t>
+      </w:r>
+    </w:p>
+    <w:p>
+      <w:r>
+        <w:rPr>
+          <w:b/>
+          <w:sz w:val="26"/>
+        </w:rPr>
+        <w:t>3. Rumusan</w:t>
+      </w:r>
+    </w:p>
+    <w:p>
+      <w:r>
+        <w:t>Log book yang lengkap dan tepat menjadi bukti audit trail rasmi serta syarat penutupan projek yang sah.</w:t>
       </w:r>
     </w:p>
     <w:p>

--- a/video-film-editing/output/05 3.3b Nota Pembelajaran (Kertas Penerangan)/CU C01-C05/3.3b-26 Nota Pembelajaran C05-W06 Perform final online submission (IT-072).docx
+++ b/video-film-editing/output/05 3.3b Nota Pembelajaran (Kertas Penerangan)/CU C01-C05/3.3b-26 Nota Pembelajaran C05-W06 Perform final online submission (IT-072).docx
@@ -4,8 +4,9 @@
   <w:body>
     <w:tbl>
       <w:tblPr>
+        <w:tblStyle w:val="TableGrid"/>
         <w:tblW w:w="9699" w:type="dxa"/>
-        <w:tblLayout w:type="fixed"/>
+        <w:tblLayout w:type="autofit"/>
         <w:tblLook w:val="0000" w:firstRow="0" w:lastRow="0" w:firstColumn="0" w:lastColumn="0" w:noHBand="0" w:noVBand="0"/>
       </w:tblPr>
       <w:tblGrid>
@@ -17,6 +18,8 @@
       <w:tr>
         <w:trPr>
           <w:trHeight w:val="3230"/>
+          <w:tblHeader w:val="true"/>
+          <w:cantSplit w:val="true"/>
         </w:trPr>
         <w:tc>
           <w:tcPr>
@@ -26,6 +29,13 @@
               <w:left w:val="single" w:sz="4" w:space="0" w:color="auto"/>
               <w:bottom w:val="single" w:sz="4" w:space="0" w:color="000000"/>
             </w:tcBorders>
+            <w:tcMar>
+              <w:top w:w="57" w:type="dxa"/>
+              <w:left w:w="57" w:type="dxa"/>
+              <w:bottom w:w="57" w:type="dxa"/>
+              <w:right w:w="57" w:type="dxa"/>
+            </w:tcMar>
+            <w:shd w:val="clear" w:color="auto" w:fill="D9D9D9"/>
           </w:tcPr>
           <w:p>
             <w:pPr>
@@ -60,6 +70,27 @@
               <w:bottom w:val="single" w:sz="4" w:space="0" w:color="000000"/>
               <w:right w:val="single" w:sz="4" w:space="0" w:color="auto"/>
             </w:tcBorders>
+            <w:tcMar>
+              <w:top w:w="57" w:type="dxa"/>
+              <w:left w:w="57" w:type="dxa"/>
+              <w:bottom w:w="57" w:type="dxa"/>
+              <w:right w:w="57" w:type="dxa"/>
+            </w:tcMar>
+            <w:shd w:val="clear" w:color="auto" w:fill="D9D9D9"/>
+            <w:tcMar>
+              <w:top w:w="57" w:type="dxa"/>
+              <w:left w:w="57" w:type="dxa"/>
+              <w:bottom w:w="57" w:type="dxa"/>
+              <w:right w:w="57" w:type="dxa"/>
+            </w:tcMar>
+            <w:shd w:val="clear" w:color="auto" w:fill="D9D9D9"/>
+            <w:tcMar>
+              <w:top w:w="57" w:type="dxa"/>
+              <w:left w:w="57" w:type="dxa"/>
+              <w:bottom w:w="57" w:type="dxa"/>
+              <w:right w:w="57" w:type="dxa"/>
+            </w:tcMar>
+            <w:shd w:val="clear" w:color="auto" w:fill="D9D9D9"/>
           </w:tcPr>
           <w:p>
             <w:pPr>
@@ -71,7 +102,11 @@
             </w:pPr>
             <w:r>
               <w:rPr>
+                <w:rFonts w:ascii="Arial" w:hAnsi="Arial" w:cs="Arial"/>
+                <w:b/>
                 <w:noProof/>
+                <w:color w:val="000000"/>
+                <w:sz w:val="20"/>
               </w:rPr>
               <w:pict w14:anchorId="1A6FD23B">
                 <v:shapetype id="_x0000_t202" coordsize="21600,21600" o:spt="202" path="m,l,21600r21600,l21600,xe">
@@ -259,6 +294,7 @@
       <w:tr>
         <w:trPr>
           <w:trHeight w:val="971"/>
+          <w:cantSplit w:val="true"/>
         </w:trPr>
         <w:tc>
           <w:tcPr>
@@ -269,6 +305,12 @@
               <w:bottom w:val="single" w:sz="4" w:space="0" w:color="000000"/>
             </w:tcBorders>
             <w:vAlign w:val="center"/>
+            <w:tcMar>
+              <w:top w:w="57" w:type="dxa"/>
+              <w:left w:w="57" w:type="dxa"/>
+              <w:bottom w:w="57" w:type="dxa"/>
+              <w:right w:w="57" w:type="dxa"/>
+            </w:tcMar>
           </w:tcPr>
           <w:p>
             <w:pPr>
@@ -284,6 +326,8 @@
               <w:rPr>
                 <w:rFonts w:ascii="Arial" w:eastAsia="Arial" w:hAnsi="Arial" w:cs="Arial"/>
                 <w:b/>
+                <w:color w:val="000000"/>
+                <w:sz w:val="20"/>
               </w:rPr>
               <w:t xml:space="preserve">KOD NAMA DAN PROGRAM / </w:t>
             </w:r>
@@ -291,6 +335,8 @@
               <w:rPr>
                 <w:rFonts w:ascii="Arial" w:eastAsia="Arial" w:hAnsi="Arial" w:cs="Arial"/>
                 <w:i/>
+                <w:color w:val="000000"/>
+                <w:sz w:val="20"/>
               </w:rPr>
               <w:t>PROGRAM CODE AND NAME</w:t>
             </w:r>
@@ -307,9 +353,32 @@
               <w:right w:val="single" w:sz="4" w:space="0" w:color="auto"/>
             </w:tcBorders>
             <w:vAlign w:val="center"/>
+            <w:tcMar>
+              <w:top w:w="57" w:type="dxa"/>
+              <w:left w:w="57" w:type="dxa"/>
+              <w:bottom w:w="57" w:type="dxa"/>
+              <w:right w:w="57" w:type="dxa"/>
+            </w:tcMar>
+            <w:tcMar>
+              <w:top w:w="57" w:type="dxa"/>
+              <w:left w:w="57" w:type="dxa"/>
+              <w:bottom w:w="57" w:type="dxa"/>
+              <w:right w:w="57" w:type="dxa"/>
+            </w:tcMar>
+            <w:tcMar>
+              <w:top w:w="57" w:type="dxa"/>
+              <w:left w:w="57" w:type="dxa"/>
+              <w:bottom w:w="57" w:type="dxa"/>
+              <w:right w:w="57" w:type="dxa"/>
+            </w:tcMar>
           </w:tcPr>
           <w:p>
             <w:r>
+              <w:rPr>
+                <w:rFonts w:ascii="Arial" w:hAnsi="Arial" w:cs="Arial"/>
+                <w:color w:val="000000"/>
+                <w:sz w:val="20"/>
+              </w:rPr>
               <w:t>IT-072-3:2012</w:t>
             </w:r>
           </w:p>
@@ -318,6 +387,7 @@
       <w:tr>
         <w:trPr>
           <w:trHeight w:val="1160"/>
+          <w:cantSplit w:val="true"/>
         </w:trPr>
         <w:tc>
           <w:tcPr>
@@ -328,6 +398,12 @@
               <w:bottom w:val="single" w:sz="4" w:space="0" w:color="000000"/>
             </w:tcBorders>
             <w:vAlign w:val="center"/>
+            <w:tcMar>
+              <w:top w:w="57" w:type="dxa"/>
+              <w:left w:w="57" w:type="dxa"/>
+              <w:bottom w:w="57" w:type="dxa"/>
+              <w:right w:w="57" w:type="dxa"/>
+            </w:tcMar>
           </w:tcPr>
           <w:p>
             <w:pPr>
@@ -360,12 +436,16 @@
               <w:rPr>
                 <w:rFonts w:ascii="Arial" w:eastAsia="Arial" w:hAnsi="Arial" w:cs="Arial"/>
                 <w:b/>
+                <w:color w:val="000000"/>
+                <w:sz w:val="20"/>
               </w:rPr>
               <w:t xml:space="preserve">TAHAP / </w:t>
             </w:r>
             <w:r>
               <w:rPr>
                 <w:rFonts w:ascii="Arial" w:eastAsia="Arial" w:hAnsi="Arial" w:cs="Arial"/>
+                <w:color w:val="000000"/>
+                <w:sz w:val="20"/>
               </w:rPr>
               <w:t>LEVEL</w:t>
             </w:r>
@@ -382,9 +462,32 @@
               <w:right w:val="single" w:sz="4" w:space="0" w:color="auto"/>
             </w:tcBorders>
             <w:vAlign w:val="center"/>
+            <w:tcMar>
+              <w:top w:w="57" w:type="dxa"/>
+              <w:left w:w="57" w:type="dxa"/>
+              <w:bottom w:w="57" w:type="dxa"/>
+              <w:right w:w="57" w:type="dxa"/>
+            </w:tcMar>
+            <w:tcMar>
+              <w:top w:w="57" w:type="dxa"/>
+              <w:left w:w="57" w:type="dxa"/>
+              <w:bottom w:w="57" w:type="dxa"/>
+              <w:right w:w="57" w:type="dxa"/>
+            </w:tcMar>
+            <w:tcMar>
+              <w:top w:w="57" w:type="dxa"/>
+              <w:left w:w="57" w:type="dxa"/>
+              <w:bottom w:w="57" w:type="dxa"/>
+              <w:right w:w="57" w:type="dxa"/>
+            </w:tcMar>
           </w:tcPr>
           <w:p>
             <w:r>
+              <w:rPr>
+                <w:rFonts w:ascii="Arial" w:hAnsi="Arial" w:cs="Arial"/>
+                <w:color w:val="000000"/>
+                <w:sz w:val="20"/>
+              </w:rPr>
               <w:t>3</w:t>
             </w:r>
           </w:p>
@@ -393,6 +496,7 @@
       <w:tr>
         <w:trPr>
           <w:trHeight w:val="1169"/>
+          <w:cantSplit w:val="true"/>
         </w:trPr>
         <w:tc>
           <w:tcPr>
@@ -403,6 +507,12 @@
               <w:bottom w:val="single" w:sz="4" w:space="0" w:color="000000"/>
             </w:tcBorders>
             <w:vAlign w:val="center"/>
+            <w:tcMar>
+              <w:top w:w="57" w:type="dxa"/>
+              <w:left w:w="57" w:type="dxa"/>
+              <w:bottom w:w="57" w:type="dxa"/>
+              <w:right w:w="57" w:type="dxa"/>
+            </w:tcMar>
           </w:tcPr>
           <w:p>
             <w:pPr>
@@ -437,6 +547,8 @@
               <w:rPr>
                 <w:rFonts w:ascii="Arial" w:eastAsia="Arial" w:hAnsi="Arial" w:cs="Arial"/>
                 <w:b/>
+                <w:color w:val="000000"/>
+                <w:sz w:val="20"/>
               </w:rPr>
               <w:t>NO DAN TAJUK UNIT KOMPETENSI /</w:t>
             </w:r>
@@ -444,6 +556,8 @@
               <w:rPr>
                 <w:rFonts w:ascii="Arial" w:eastAsia="Arial" w:hAnsi="Arial" w:cs="Arial"/>
                 <w:i/>
+                <w:color w:val="000000"/>
+                <w:sz w:val="20"/>
               </w:rPr>
               <w:t xml:space="preserve"> COMPETENCY UNIT CODE AND TITLE</w:t>
             </w:r>
@@ -460,9 +574,32 @@
               <w:right w:val="single" w:sz="4" w:space="0" w:color="auto"/>
             </w:tcBorders>
             <w:vAlign w:val="center"/>
+            <w:tcMar>
+              <w:top w:w="57" w:type="dxa"/>
+              <w:left w:w="57" w:type="dxa"/>
+              <w:bottom w:w="57" w:type="dxa"/>
+              <w:right w:w="57" w:type="dxa"/>
+            </w:tcMar>
+            <w:tcMar>
+              <w:top w:w="57" w:type="dxa"/>
+              <w:left w:w="57" w:type="dxa"/>
+              <w:bottom w:w="57" w:type="dxa"/>
+              <w:right w:w="57" w:type="dxa"/>
+            </w:tcMar>
+            <w:tcMar>
+              <w:top w:w="57" w:type="dxa"/>
+              <w:left w:w="57" w:type="dxa"/>
+              <w:bottom w:w="57" w:type="dxa"/>
+              <w:right w:w="57" w:type="dxa"/>
+            </w:tcMar>
           </w:tcPr>
           <w:p>
             <w:r>
+              <w:rPr>
+                <w:rFonts w:ascii="Arial" w:hAnsi="Arial" w:cs="Arial"/>
+                <w:color w:val="000000"/>
+                <w:sz w:val="20"/>
+              </w:rPr>
               <w:t>IT-072-3:2012-C05 / ONLINE VISUAL EDITING</w:t>
             </w:r>
           </w:p>
@@ -471,6 +608,7 @@
       <w:tr>
         <w:trPr>
           <w:trHeight w:val="2910"/>
+          <w:cantSplit w:val="true"/>
         </w:trPr>
         <w:tc>
           <w:tcPr>
@@ -481,6 +619,12 @@
               <w:bottom w:val="single" w:sz="4" w:space="0" w:color="000000"/>
             </w:tcBorders>
             <w:vAlign w:val="center"/>
+            <w:tcMar>
+              <w:top w:w="57" w:type="dxa"/>
+              <w:left w:w="57" w:type="dxa"/>
+              <w:bottom w:w="57" w:type="dxa"/>
+              <w:right w:w="57" w:type="dxa"/>
+            </w:tcMar>
           </w:tcPr>
           <w:p>
             <w:pPr>
@@ -499,6 +643,8 @@
               <w:rPr>
                 <w:rFonts w:ascii="Arial" w:eastAsia="Arial" w:hAnsi="Arial" w:cs="Arial"/>
                 <w:b/>
+                <w:color w:val="000000"/>
+                <w:sz w:val="20"/>
               </w:rPr>
               <w:t xml:space="preserve">NO DAN PENYATAAN AKTIVITI / </w:t>
             </w:r>
@@ -506,6 +652,8 @@
               <w:rPr>
                 <w:rFonts w:ascii="Arial" w:eastAsia="Arial" w:hAnsi="Arial" w:cs="Arial"/>
                 <w:i/>
+                <w:color w:val="000000"/>
+                <w:sz w:val="20"/>
               </w:rPr>
               <w:t>WORK ACTIVITIES NO. AND STATEMENT</w:t>
             </w:r>
@@ -522,9 +670,32 @@
               <w:right w:val="single" w:sz="4" w:space="0" w:color="auto"/>
             </w:tcBorders>
             <w:vAlign w:val="center"/>
+            <w:tcMar>
+              <w:top w:w="57" w:type="dxa"/>
+              <w:left w:w="57" w:type="dxa"/>
+              <w:bottom w:w="57" w:type="dxa"/>
+              <w:right w:w="57" w:type="dxa"/>
+            </w:tcMar>
+            <w:tcMar>
+              <w:top w:w="57" w:type="dxa"/>
+              <w:left w:w="57" w:type="dxa"/>
+              <w:bottom w:w="57" w:type="dxa"/>
+              <w:right w:w="57" w:type="dxa"/>
+            </w:tcMar>
+            <w:tcMar>
+              <w:top w:w="57" w:type="dxa"/>
+              <w:left w:w="57" w:type="dxa"/>
+              <w:bottom w:w="57" w:type="dxa"/>
+              <w:right w:w="57" w:type="dxa"/>
+            </w:tcMar>
           </w:tcPr>
           <w:p>
             <w:r>
+              <w:rPr>
+                <w:rFonts w:ascii="Arial" w:hAnsi="Arial" w:cs="Arial"/>
+                <w:color w:val="000000"/>
+                <w:sz w:val="20"/>
+              </w:rPr>
               <w:t>W06 — Perform final online submission</w:t>
             </w:r>
           </w:p>
@@ -533,6 +704,7 @@
       <w:tr>
         <w:trPr>
           <w:trHeight w:val="755"/>
+          <w:cantSplit w:val="true"/>
         </w:trPr>
         <w:tc>
           <w:tcPr>
@@ -543,6 +715,12 @@
               <w:bottom w:val="single" w:sz="4" w:space="0" w:color="auto"/>
             </w:tcBorders>
             <w:vAlign w:val="center"/>
+            <w:tcMar>
+              <w:top w:w="57" w:type="dxa"/>
+              <w:left w:w="57" w:type="dxa"/>
+              <w:bottom w:w="57" w:type="dxa"/>
+              <w:right w:w="57" w:type="dxa"/>
+            </w:tcMar>
           </w:tcPr>
           <w:p>
             <w:pPr>
@@ -576,6 +754,8 @@
               <w:rPr>
                 <w:rFonts w:ascii="Arial" w:eastAsia="Arial" w:hAnsi="Arial" w:cs="Arial"/>
                 <w:b/>
+                <w:color w:val="000000"/>
+                <w:sz w:val="20"/>
               </w:rPr>
               <w:t>NO</w:t>
             </w:r>
@@ -583,6 +763,8 @@
               <w:rPr>
                 <w:rFonts w:ascii="Arial" w:eastAsia="Arial" w:hAnsi="Arial" w:cs="Arial"/>
                 <w:b/>
+                <w:color w:val="000000"/>
+                <w:sz w:val="20"/>
               </w:rPr>
               <w:t>.</w:t>
             </w:r>
@@ -590,6 +772,8 @@
               <w:rPr>
                 <w:rFonts w:ascii="Arial" w:eastAsia="Arial" w:hAnsi="Arial" w:cs="Arial"/>
                 <w:b/>
+                <w:color w:val="000000"/>
+                <w:sz w:val="20"/>
               </w:rPr>
               <w:t xml:space="preserve"> KOD / </w:t>
             </w:r>
@@ -599,6 +783,8 @@
                 <w:bCs/>
                 <w:i/>
                 <w:iCs/>
+                <w:color w:val="000000"/>
+                <w:sz w:val="20"/>
               </w:rPr>
               <w:t>CODE N</w:t>
             </w:r>
@@ -608,6 +794,8 @@
                 <w:bCs/>
                 <w:i/>
                 <w:iCs/>
+                <w:color w:val="000000"/>
+                <w:sz w:val="20"/>
               </w:rPr>
               <w:t>O.</w:t>
             </w:r>
@@ -622,9 +810,20 @@
               <w:bottom w:val="single" w:sz="4" w:space="0" w:color="auto"/>
             </w:tcBorders>
             <w:vAlign w:val="center"/>
+            <w:tcMar>
+              <w:top w:w="57" w:type="dxa"/>
+              <w:left w:w="57" w:type="dxa"/>
+              <w:bottom w:w="57" w:type="dxa"/>
+              <w:right w:w="57" w:type="dxa"/>
+            </w:tcMar>
           </w:tcPr>
           <w:p>
             <w:r>
+              <w:rPr>
+                <w:rFonts w:ascii="Arial" w:hAnsi="Arial" w:cs="Arial"/>
+                <w:color w:val="000000"/>
+                <w:sz w:val="20"/>
+              </w:rPr>
               <w:t>IT-072-3:2012-C05/NP(6/6)</w:t>
             </w:r>
           </w:p>
@@ -639,9 +838,20 @@
               <w:right w:val="single" w:sz="4" w:space="0" w:color="auto"/>
             </w:tcBorders>
             <w:vAlign w:val="center"/>
+            <w:tcMar>
+              <w:top w:w="57" w:type="dxa"/>
+              <w:left w:w="57" w:type="dxa"/>
+              <w:bottom w:w="57" w:type="dxa"/>
+              <w:right w:w="57" w:type="dxa"/>
+            </w:tcMar>
           </w:tcPr>
           <w:p>
             <w:r>
+              <w:rPr>
+                <w:rFonts w:ascii="Arial" w:hAnsi="Arial" w:cs="Arial"/>
+                <w:color w:val="000000"/>
+                <w:sz w:val="20"/>
+              </w:rPr>
               <w:t>Muka Surat/Page:</w:t>
               <w:br/>
               <w:t>Drpd/ Of::</w:t>
@@ -658,9 +868,20 @@
               <w:right w:val="single" w:sz="4" w:space="0" w:color="auto"/>
             </w:tcBorders>
             <w:vAlign w:val="center"/>
+            <w:tcMar>
+              <w:top w:w="57" w:type="dxa"/>
+              <w:left w:w="57" w:type="dxa"/>
+              <w:bottom w:w="57" w:type="dxa"/>
+              <w:right w:w="57" w:type="dxa"/>
+            </w:tcMar>
           </w:tcPr>
           <w:p>
             <w:r>
+              <w:rPr>
+                <w:rFonts w:ascii="Arial" w:hAnsi="Arial" w:cs="Arial"/>
+                <w:color w:val="000000"/>
+                <w:sz w:val="20"/>
+              </w:rPr>
               <w:t>[TBD: no. muka surat]</w:t>
               <w:br/>
               <w:t>31</w:t>
@@ -670,324 +891,645 @@
       </w:tr>
     </w:tbl>
     <w:p>
+      <w:pPr>
+        <w:spacing w:before="120" w:after="120" w:line="276" w:lineRule="auto"/>
+        <w:jc w:val="left"/>
+      </w:pPr>
       <w:r>
         <w:rPr>
+          <w:rFonts w:ascii="Arial" w:hAnsi="Arial" w:cs="Arial"/>
           <w:b/>
+          <w:color w:val="000000"/>
+          <w:sz w:val="22"/>
         </w:rPr>
         <w:t>TAJUK:</w:t>
       </w:r>
     </w:p>
     <w:p>
+      <w:pPr>
+        <w:spacing w:line="276" w:lineRule="auto" w:after="120"/>
+        <w:jc w:val="left"/>
+      </w:pPr>
       <w:r>
+        <w:rPr>
+          <w:rFonts w:ascii="Arial" w:hAnsi="Arial" w:cs="Arial"/>
+          <w:color w:val="000000"/>
+          <w:sz w:val="22"/>
+        </w:rPr>
         <w:t>Penghantaran Akhir Online (Final Online Submission)</w:t>
       </w:r>
     </w:p>
     <w:p/>
     <w:p>
+      <w:pPr>
+        <w:spacing w:before="120" w:after="120" w:line="276" w:lineRule="auto"/>
+        <w:jc w:val="left"/>
+      </w:pPr>
       <w:r>
         <w:rPr>
+          <w:rFonts w:ascii="Arial" w:hAnsi="Arial" w:cs="Arial"/>
           <w:b/>
+          <w:color w:val="000000"/>
+          <w:sz w:val="22"/>
         </w:rPr>
         <w:t>TUJUAN:</w:t>
       </w:r>
     </w:p>
     <w:p>
+      <w:pPr>
+        <w:spacing w:line="276" w:lineRule="auto" w:after="120"/>
+        <w:jc w:val="left"/>
+      </w:pPr>
       <w:r>
+        <w:rPr>
+          <w:rFonts w:ascii="Arial" w:hAnsi="Arial" w:cs="Arial"/>
+          <w:color w:val="000000"/>
+          <w:sz w:val="22"/>
+        </w:rPr>
         <w:t>Nota Pembelajaran ini bertujuan untuk membolehkan Bakat memahami dan melaksanakan proses penghantaran akhir (final online submission) sesebuah projek editing. Selepas mempelajari nota ini, Bakat akan dapat: mengatur dan melaksanakan "double head" mengikut keperluan projek; memindahkan projek editing akhir kepada bahan akhir (final material) yang betul; menyemak bahan sokongan mengikut keperluan projek; serta mendokumen dan mempersembahkan editing suite log book mengikut keperluan projek.</w:t>
       </w:r>
     </w:p>
     <w:p/>
     <w:p>
+      <w:pPr>
+        <w:spacing w:before="120" w:after="120" w:line="276" w:lineRule="auto"/>
+        <w:jc w:val="left"/>
+      </w:pPr>
       <w:r>
         <w:rPr>
+          <w:rFonts w:ascii="Arial" w:hAnsi="Arial" w:cs="Arial"/>
           <w:b/>
+          <w:color w:val="000000"/>
+          <w:sz w:val="22"/>
         </w:rPr>
         <w:t>PENERANGAN:</w:t>
       </w:r>
     </w:p>
     <w:p>
+      <w:pPr>
+        <w:spacing w:before="120" w:after="120" w:line="276" w:lineRule="auto"/>
+        <w:jc w:val="left"/>
+      </w:pPr>
       <w:r>
         <w:rPr>
+          <w:rFonts w:ascii="Arial" w:hAnsi="Arial" w:cs="Arial"/>
           <w:b/>
-          <w:sz w:val="36"/>
+          <w:color w:val="000000"/>
+          <w:sz w:val="24"/>
         </w:rPr>
         <w:t>Bab 1: "Double head"</w:t>
       </w:r>
     </w:p>
     <w:p>
+      <w:pPr>
+        <w:spacing w:before="120" w:after="120" w:line="276" w:lineRule="auto"/>
+        <w:jc w:val="left"/>
+      </w:pPr>
       <w:r>
         <w:rPr>
+          <w:rFonts w:ascii="Arial" w:hAnsi="Arial" w:cs="Arial"/>
           <w:b/>
-          <w:sz w:val="26"/>
+          <w:color w:val="000000"/>
+          <w:sz w:val="22"/>
         </w:rPr>
         <w:t>Objektif Pembelajaran</w:t>
       </w:r>
     </w:p>
     <w:p>
+      <w:pPr>
+        <w:spacing w:line="276" w:lineRule="auto" w:after="120"/>
+        <w:jc w:val="left"/>
+      </w:pPr>
       <w:r>
+        <w:rPr>
+          <w:rFonts w:ascii="Arial" w:hAnsi="Arial" w:cs="Arial"/>
+          <w:color w:val="000000"/>
+          <w:sz w:val="22"/>
+        </w:rPr>
         <w:t>Selepas mempelajari topik ini, pelatih dapat: mengenal pasti konsep double head; menjelaskan sebabnya digunakan; mengatur (arrange) double head mengikut keperluan projek.</w:t>
       </w:r>
     </w:p>
     <w:p>
+      <w:pPr>
+        <w:spacing w:before="120" w:after="120" w:line="276" w:lineRule="auto"/>
+        <w:jc w:val="left"/>
+      </w:pPr>
       <w:r>
         <w:rPr>
+          <w:rFonts w:ascii="Arial" w:hAnsi="Arial" w:cs="Arial"/>
           <w:b/>
-          <w:sz w:val="26"/>
+          <w:color w:val="000000"/>
+          <w:sz w:val="22"/>
         </w:rPr>
         <w:t>1. Definisi dan kegunaan</w:t>
       </w:r>
     </w:p>
     <w:p>
+      <w:pPr>
+        <w:spacing w:line="276" w:lineRule="auto" w:after="120"/>
+        <w:jc w:val="left"/>
+      </w:pPr>
       <w:r>
+        <w:rPr>
+          <w:rFonts w:ascii="Arial" w:hAnsi="Arial" w:cs="Arial"/>
+          <w:color w:val="000000"/>
+          <w:sz w:val="22"/>
+        </w:rPr>
         <w:t>"Double head" merujuk kepada kaedah penyimpanan dan penghantaran di mana trek visual (picture) dan trek audio disimpan sebagai dua fail berasingan tetapi diselaraskan pada timecode yang sama, berbanding satu fail gabungan (composite/married print). Kaedah ini digunakan terutamanya untuk penghantaran ke pawagam atau stesen penyiaran yang memerlukan trek audio berasingan untuk tujuan sarikata pelbagai bahasa, dubbing, atau kawalan kualiti bebas bagi setiap elemen. Editor perlu mengatur (arrange) double head dengan memastikan kedua-dua fail visual dan audio kekal segerak (sync) sepanjang proses eksport dan pemindahan.</w:t>
       </w:r>
     </w:p>
     <w:p>
+      <w:pPr>
+        <w:spacing w:before="120" w:after="120" w:line="276" w:lineRule="auto"/>
+        <w:jc w:val="left"/>
+      </w:pPr>
       <w:r>
         <w:rPr>
+          <w:rFonts w:ascii="Arial" w:hAnsi="Arial" w:cs="Arial"/>
           <w:b/>
-          <w:sz w:val="26"/>
+          <w:color w:val="000000"/>
+          <w:sz w:val="22"/>
         </w:rPr>
         <w:t>2. Rumusan</w:t>
       </w:r>
     </w:p>
     <w:p>
+      <w:pPr>
+        <w:spacing w:line="276" w:lineRule="auto" w:after="120"/>
+        <w:jc w:val="left"/>
+      </w:pPr>
       <w:r>
+        <w:rPr>
+          <w:rFonts w:ascii="Arial" w:hAnsi="Arial" w:cs="Arial"/>
+          <w:color w:val="000000"/>
+          <w:sz w:val="22"/>
+        </w:rPr>
         <w:t>Double head memberikan fleksibiliti kawalan audio-visual berasingan, penting untuk keperluan pelbagai bahasa dan kualiti pawagam/broadcast.</w:t>
       </w:r>
     </w:p>
     <w:p>
+      <w:pPr>
+        <w:spacing w:before="120" w:after="120" w:line="276" w:lineRule="auto"/>
+        <w:jc w:val="left"/>
+      </w:pPr>
       <w:r>
         <w:rPr>
+          <w:rFonts w:ascii="Arial" w:hAnsi="Arial" w:cs="Arial"/>
           <w:b/>
-          <w:sz w:val="36"/>
+          <w:color w:val="000000"/>
+          <w:sz w:val="24"/>
         </w:rPr>
         <w:t>Bab 2: Broadcast equipment i.e.: Digital Beta, HD Cam</w:t>
       </w:r>
     </w:p>
     <w:p>
+      <w:pPr>
+        <w:spacing w:before="120" w:after="120" w:line="276" w:lineRule="auto"/>
+        <w:jc w:val="left"/>
+      </w:pPr>
       <w:r>
         <w:rPr>
+          <w:rFonts w:ascii="Arial" w:hAnsi="Arial" w:cs="Arial"/>
           <w:b/>
-          <w:sz w:val="26"/>
+          <w:color w:val="000000"/>
+          <w:sz w:val="22"/>
         </w:rPr>
         <w:t>Objektif Pembelajaran</w:t>
       </w:r>
     </w:p>
     <w:p>
+      <w:pPr>
+        <w:spacing w:line="276" w:lineRule="auto" w:after="120"/>
+        <w:jc w:val="left"/>
+      </w:pPr>
       <w:r>
+        <w:rPr>
+          <w:rFonts w:ascii="Arial" w:hAnsi="Arial" w:cs="Arial"/>
+          <w:color w:val="000000"/>
+          <w:sz w:val="22"/>
+        </w:rPr>
         <w:t>Selepas mempelajari topik ini, pelatih dapat: mengenal pasti format tape broadcast utama; menjelaskan spesifikasi teknikal yang perlu dipatuhi.</w:t>
       </w:r>
     </w:p>
     <w:p>
+      <w:pPr>
+        <w:spacing w:before="120" w:after="120" w:line="276" w:lineRule="auto"/>
+        <w:jc w:val="left"/>
+      </w:pPr>
       <w:r>
         <w:rPr>
+          <w:rFonts w:ascii="Arial" w:hAnsi="Arial" w:cs="Arial"/>
           <w:b/>
-          <w:sz w:val="26"/>
+          <w:color w:val="000000"/>
+          <w:sz w:val="22"/>
         </w:rPr>
         <w:t>1. Format tape profesional</w:t>
       </w:r>
     </w:p>
     <w:p>
+      <w:pPr>
+        <w:spacing w:line="276" w:lineRule="auto" w:after="120"/>
+        <w:jc w:val="left"/>
+      </w:pPr>
       <w:r>
+        <w:rPr>
+          <w:rFonts w:ascii="Arial" w:hAnsi="Arial" w:cs="Arial"/>
+          <w:color w:val="000000"/>
+          <w:sz w:val="22"/>
+        </w:rPr>
         <w:t>Peralatan penyiaran (broadcast equipment) seperti Digital Betacam dan HDCAM ialah format tape profesional yang digunakan secara meluas oleh stesen TV untuk penerimaan dan penyimpanan bahan siaran sebelum peralihan penuh kepada penghantaran fail digital. Editor perlu memahami spesifikasi teknikal format ini (resolusi, kadar bit, jenis codec) supaya bahan akhir yang dieksport boleh diterima dan dimainkan dengan betul oleh stesen penyiaran yang masih menggunakan peralatan tersebut.</w:t>
       </w:r>
     </w:p>
     <w:p>
+      <w:pPr>
+        <w:spacing w:before="120" w:after="120" w:line="276" w:lineRule="auto"/>
+        <w:jc w:val="left"/>
+      </w:pPr>
       <w:r>
         <w:rPr>
+          <w:rFonts w:ascii="Arial" w:hAnsi="Arial" w:cs="Arial"/>
           <w:b/>
-          <w:sz w:val="26"/>
+          <w:color w:val="000000"/>
+          <w:sz w:val="22"/>
         </w:rPr>
         <w:t>2. Rumusan</w:t>
       </w:r>
     </w:p>
     <w:p>
+      <w:pPr>
+        <w:spacing w:line="276" w:lineRule="auto" w:after="120"/>
+        <w:jc w:val="left"/>
+      </w:pPr>
       <w:r>
+        <w:rPr>
+          <w:rFonts w:ascii="Arial" w:hAnsi="Arial" w:cs="Arial"/>
+          <w:color w:val="000000"/>
+          <w:sz w:val="22"/>
+        </w:rPr>
         <w:t>Pemahaman spesifikasi broadcast equipment memastikan bahan akhir serasi dengan sistem penerima yang masih menggunakan format tape.</w:t>
       </w:r>
     </w:p>
     <w:p>
+      <w:pPr>
+        <w:spacing w:before="120" w:after="120" w:line="276" w:lineRule="auto"/>
+        <w:jc w:val="left"/>
+      </w:pPr>
       <w:r>
         <w:rPr>
+          <w:rFonts w:ascii="Arial" w:hAnsi="Arial" w:cs="Arial"/>
           <w:b/>
-          <w:sz w:val="36"/>
+          <w:color w:val="000000"/>
+          <w:sz w:val="24"/>
         </w:rPr>
         <w:t>Bab 3: Film projector</w:t>
       </w:r>
     </w:p>
     <w:p>
+      <w:pPr>
+        <w:spacing w:before="120" w:after="120" w:line="276" w:lineRule="auto"/>
+        <w:jc w:val="left"/>
+      </w:pPr>
       <w:r>
         <w:rPr>
+          <w:rFonts w:ascii="Arial" w:hAnsi="Arial" w:cs="Arial"/>
           <w:b/>
-          <w:sz w:val="26"/>
+          <w:color w:val="000000"/>
+          <w:sz w:val="22"/>
         </w:rPr>
         <w:t>Objektif Pembelajaran</w:t>
       </w:r>
     </w:p>
     <w:p>
+      <w:pPr>
+        <w:spacing w:line="276" w:lineRule="auto" w:after="120"/>
+        <w:jc w:val="left"/>
+      </w:pPr>
       <w:r>
+        <w:rPr>
+          <w:rFonts w:ascii="Arial" w:hAnsi="Arial" w:cs="Arial"/>
+          <w:color w:val="000000"/>
+          <w:sz w:val="22"/>
+        </w:rPr>
         <w:t>Selepas mempelajari topik ini, pelatih dapat: mengenal pasti format penayangan pawagam; menjelaskan keperluan asas DCP.</w:t>
       </w:r>
     </w:p>
     <w:p>
+      <w:pPr>
+        <w:spacing w:before="120" w:after="120" w:line="276" w:lineRule="auto"/>
+        <w:jc w:val="left"/>
+      </w:pPr>
       <w:r>
         <w:rPr>
+          <w:rFonts w:ascii="Arial" w:hAnsi="Arial" w:cs="Arial"/>
           <w:b/>
-          <w:sz w:val="26"/>
+          <w:color w:val="000000"/>
+          <w:sz w:val="22"/>
         </w:rPr>
         <w:t>1. Format penayangan pawagam</w:t>
       </w:r>
     </w:p>
     <w:p>
+      <w:pPr>
+        <w:spacing w:line="276" w:lineRule="auto" w:after="120"/>
+        <w:jc w:val="left"/>
+      </w:pPr>
       <w:r>
+        <w:rPr>
+          <w:rFonts w:ascii="Arial" w:hAnsi="Arial" w:cs="Arial"/>
+          <w:color w:val="000000"/>
+          <w:sz w:val="22"/>
+        </w:rPr>
         <w:t>Bagi projek yang ditayangkan di pawagam, bahan akhir perlu disediakan dalam format yang serasi dengan projektor filem digital (Digital Cinema Package, DCP) atau, bagi kes legasi, filem seluloid fizikal. Editor perlu memahami keperluan asas format penayangan pawagam seperti resolusi (2K/4K), aspect ratio, dan piawaian warna (colour space) yang berbeza daripada penyiaran TV.</w:t>
       </w:r>
     </w:p>
     <w:p>
+      <w:pPr>
+        <w:spacing w:before="120" w:after="120" w:line="276" w:lineRule="auto"/>
+        <w:jc w:val="left"/>
+      </w:pPr>
       <w:r>
         <w:rPr>
+          <w:rFonts w:ascii="Arial" w:hAnsi="Arial" w:cs="Arial"/>
           <w:b/>
-          <w:sz w:val="26"/>
+          <w:color w:val="000000"/>
+          <w:sz w:val="22"/>
         </w:rPr>
         <w:t>2. Rumusan</w:t>
       </w:r>
     </w:p>
     <w:p>
+      <w:pPr>
+        <w:spacing w:line="276" w:lineRule="auto" w:after="120"/>
+        <w:jc w:val="left"/>
+      </w:pPr>
       <w:r>
+        <w:rPr>
+          <w:rFonts w:ascii="Arial" w:hAnsi="Arial" w:cs="Arial"/>
+          <w:color w:val="000000"/>
+          <w:sz w:val="22"/>
+        </w:rPr>
         <w:t>Keperluan format pawagam (DCP, resolusi, colour space) berbeza daripada broadcast TV dan mesti disemak sebelum penghantaran akhir.</w:t>
       </w:r>
     </w:p>
     <w:p>
+      <w:pPr>
+        <w:spacing w:before="120" w:after="120" w:line="276" w:lineRule="auto"/>
+        <w:jc w:val="left"/>
+      </w:pPr>
       <w:r>
         <w:rPr>
+          <w:rFonts w:ascii="Arial" w:hAnsi="Arial" w:cs="Arial"/>
           <w:b/>
-          <w:sz w:val="36"/>
+          <w:color w:val="000000"/>
+          <w:sz w:val="24"/>
         </w:rPr>
         <w:t>Bab 4: Media player</w:t>
       </w:r>
     </w:p>
     <w:p>
+      <w:pPr>
+        <w:spacing w:before="120" w:after="120" w:line="276" w:lineRule="auto"/>
+        <w:jc w:val="left"/>
+      </w:pPr>
       <w:r>
         <w:rPr>
+          <w:rFonts w:ascii="Arial" w:hAnsi="Arial" w:cs="Arial"/>
           <w:b/>
-          <w:sz w:val="26"/>
+          <w:color w:val="000000"/>
+          <w:sz w:val="22"/>
         </w:rPr>
         <w:t>Objektif Pembelajaran</w:t>
       </w:r>
     </w:p>
     <w:p>
+      <w:pPr>
+        <w:spacing w:line="276" w:lineRule="auto" w:after="120"/>
+        <w:jc w:val="left"/>
+      </w:pPr>
       <w:r>
+        <w:rPr>
+          <w:rFonts w:ascii="Arial" w:hAnsi="Arial" w:cs="Arial"/>
+          <w:color w:val="000000"/>
+          <w:sz w:val="22"/>
+        </w:rPr>
         <w:t>Selepas mempelajari topik ini, pelatih dapat: mengenal pasti fungsi media player; menyepadankan format fail dengan spesifikasi penerima.</w:t>
       </w:r>
     </w:p>
     <w:p>
+      <w:pPr>
+        <w:spacing w:before="120" w:after="120" w:line="276" w:lineRule="auto"/>
+        <w:jc w:val="left"/>
+      </w:pPr>
       <w:r>
         <w:rPr>
+          <w:rFonts w:ascii="Arial" w:hAnsi="Arial" w:cs="Arial"/>
           <w:b/>
-          <w:sz w:val="26"/>
+          <w:color w:val="000000"/>
+          <w:sz w:val="22"/>
         </w:rPr>
         <w:t>1. Fungsi media player</w:t>
       </w:r>
     </w:p>
     <w:p>
+      <w:pPr>
+        <w:spacing w:line="276" w:lineRule="auto" w:after="120"/>
+        <w:jc w:val="left"/>
+      </w:pPr>
       <w:r>
+        <w:rPr>
+          <w:rFonts w:ascii="Arial" w:hAnsi="Arial" w:cs="Arial"/>
+          <w:color w:val="000000"/>
+          <w:sz w:val="22"/>
+        </w:rPr>
         <w:t>Media player merujuk kepada peranti pemain digital (seperti hard drive playback system atau server media) yang digunakan di studio penyiaran atau pawagam untuk memainkan bahan akhir secara terus tanpa tape fizikal. Editor perlu memastikan format fail, codec, dan struktur folder bahan akhir sesuai dengan spesifikasi media player yang digunakan oleh penerima (broadcaster/pawagam).</w:t>
       </w:r>
     </w:p>
     <w:p>
+      <w:pPr>
+        <w:spacing w:before="120" w:after="120" w:line="276" w:lineRule="auto"/>
+        <w:jc w:val="left"/>
+      </w:pPr>
       <w:r>
         <w:rPr>
+          <w:rFonts w:ascii="Arial" w:hAnsi="Arial" w:cs="Arial"/>
           <w:b/>
-          <w:sz w:val="26"/>
+          <w:color w:val="000000"/>
+          <w:sz w:val="22"/>
         </w:rPr>
         <w:t>2. Rumusan</w:t>
       </w:r>
     </w:p>
     <w:p>
+      <w:pPr>
+        <w:spacing w:line="276" w:lineRule="auto" w:after="120"/>
+        <w:jc w:val="left"/>
+      </w:pPr>
       <w:r>
+        <w:rPr>
+          <w:rFonts w:ascii="Arial" w:hAnsi="Arial" w:cs="Arial"/>
+          <w:color w:val="000000"/>
+          <w:sz w:val="22"/>
+        </w:rPr>
         <w:t>Struktur fail dan codec bahan akhir mesti disepadankan dengan spesifikasi media player penerima untuk mengelakkan masalah main balik.</w:t>
       </w:r>
     </w:p>
     <w:p>
+      <w:pPr>
+        <w:spacing w:before="120" w:after="120" w:line="276" w:lineRule="auto"/>
+        <w:jc w:val="left"/>
+      </w:pPr>
       <w:r>
         <w:rPr>
+          <w:rFonts w:ascii="Arial" w:hAnsi="Arial" w:cs="Arial"/>
           <w:b/>
-          <w:sz w:val="36"/>
+          <w:color w:val="000000"/>
+          <w:sz w:val="24"/>
         </w:rPr>
         <w:t>Bab 5: Blu-ray</w:t>
       </w:r>
     </w:p>
     <w:p>
+      <w:pPr>
+        <w:spacing w:before="120" w:after="120" w:line="276" w:lineRule="auto"/>
+        <w:jc w:val="left"/>
+      </w:pPr>
       <w:r>
         <w:rPr>
+          <w:rFonts w:ascii="Arial" w:hAnsi="Arial" w:cs="Arial"/>
           <w:b/>
-          <w:sz w:val="26"/>
+          <w:color w:val="000000"/>
+          <w:sz w:val="22"/>
         </w:rPr>
         <w:t>Objektif Pembelajaran</w:t>
       </w:r>
     </w:p>
     <w:p>
+      <w:pPr>
+        <w:spacing w:line="276" w:lineRule="auto" w:after="120"/>
+        <w:jc w:val="left"/>
+      </w:pPr>
       <w:r>
+        <w:rPr>
+          <w:rFonts w:ascii="Arial" w:hAnsi="Arial" w:cs="Arial"/>
+          <w:color w:val="000000"/>
+          <w:sz w:val="22"/>
+        </w:rPr>
         <w:t>Selepas mempelajari topik ini, pelatih dapat: mengenal pasti kegunaan Blu-ray sebagai media edaran; menjelaskan keperluan mastering asas.</w:t>
       </w:r>
     </w:p>
     <w:p>
+      <w:pPr>
+        <w:spacing w:before="120" w:after="120" w:line="276" w:lineRule="auto"/>
+        <w:jc w:val="left"/>
+      </w:pPr>
       <w:r>
         <w:rPr>
+          <w:rFonts w:ascii="Arial" w:hAnsi="Arial" w:cs="Arial"/>
           <w:b/>
-          <w:sz w:val="26"/>
+          <w:color w:val="000000"/>
+          <w:sz w:val="22"/>
         </w:rPr>
         <w:t>1. Kegunaan Blu-ray</w:t>
       </w:r>
     </w:p>
     <w:p>
+      <w:pPr>
+        <w:spacing w:line="276" w:lineRule="auto" w:after="120"/>
+        <w:jc w:val="left"/>
+      </w:pPr>
       <w:r>
+        <w:rPr>
+          <w:rFonts w:ascii="Arial" w:hAnsi="Arial" w:cs="Arial"/>
+          <w:color w:val="000000"/>
+          <w:sz w:val="22"/>
+        </w:rPr>
         <w:t>Blu-ray ialah format cakera optik berkapasiti tinggi yang digunakan untuk pengedaran fizikal kandungan video beresolusi tinggi (HD/4K), sering digunakan untuk edaran promosi, arkib peribadi klien, atau pengedaran runcit. Editor perlu memahami keperluan mastering asas (menu, chapter, spesifikasi video/audio) jika projek memerlukan output dalam format ini.</w:t>
       </w:r>
     </w:p>
     <w:p>
+      <w:pPr>
+        <w:spacing w:before="120" w:after="120" w:line="276" w:lineRule="auto"/>
+        <w:jc w:val="left"/>
+      </w:pPr>
       <w:r>
         <w:rPr>
+          <w:rFonts w:ascii="Arial" w:hAnsi="Arial" w:cs="Arial"/>
           <w:b/>
-          <w:sz w:val="26"/>
+          <w:color w:val="000000"/>
+          <w:sz w:val="22"/>
         </w:rPr>
         <w:t>2. Rumusan</w:t>
       </w:r>
     </w:p>
     <w:p>
+      <w:pPr>
+        <w:spacing w:line="276" w:lineRule="auto" w:after="120"/>
+        <w:jc w:val="left"/>
+      </w:pPr>
       <w:r>
+        <w:rPr>
+          <w:rFonts w:ascii="Arial" w:hAnsi="Arial" w:cs="Arial"/>
+          <w:color w:val="000000"/>
+          <w:sz w:val="22"/>
+        </w:rPr>
         <w:t>Blu-ray kekal relevan untuk edaran fizikal HD/4K dan memerlukan proses mastering tersendiri.</w:t>
       </w:r>
     </w:p>
     <w:p>
+      <w:pPr>
+        <w:spacing w:before="120" w:after="120" w:line="276" w:lineRule="auto"/>
+        <w:jc w:val="left"/>
+      </w:pPr>
       <w:r>
         <w:rPr>
+          <w:rFonts w:ascii="Arial" w:hAnsi="Arial" w:cs="Arial"/>
           <w:b/>
-          <w:sz w:val="36"/>
+          <w:color w:val="000000"/>
+          <w:sz w:val="24"/>
         </w:rPr>
         <w:t>Bab 6: Type of final material i.e.: Tape, Data (SD / HD), Film</w:t>
       </w:r>
     </w:p>
     <w:p>
+      <w:pPr>
+        <w:spacing w:before="120" w:after="120" w:line="276" w:lineRule="auto"/>
+        <w:jc w:val="left"/>
+      </w:pPr>
       <w:r>
         <w:rPr>
+          <w:rFonts w:ascii="Arial" w:hAnsi="Arial" w:cs="Arial"/>
           <w:b/>
-          <w:sz w:val="26"/>
+          <w:color w:val="000000"/>
+          <w:sz w:val="22"/>
         </w:rPr>
         <w:t>Objektif Pembelajaran</w:t>
       </w:r>
     </w:p>
     <w:p>
+      <w:pPr>
+        <w:spacing w:line="276" w:lineRule="auto" w:after="120"/>
+        <w:jc w:val="left"/>
+      </w:pPr>
       <w:r>
+        <w:rPr>
+          <w:rFonts w:ascii="Arial" w:hAnsi="Arial" w:cs="Arial"/>
+          <w:color w:val="000000"/>
+          <w:sz w:val="22"/>
+        </w:rPr>
         <w:t>Selepas mempelajari topik ini, pelatih dapat: menentukan jenis bahan akhir mengikut spesifikasi penghantaran; memindahkan projek editing akhir kepada bahan akhir yang betul.</w:t>
       </w:r>
     </w:p>
     <w:p>
+      <w:pPr>
+        <w:spacing w:before="120" w:after="120" w:line="276" w:lineRule="auto"/>
+        <w:jc w:val="left"/>
+      </w:pPr>
       <w:r>
         <w:rPr>
+          <w:rFonts w:ascii="Arial" w:hAnsi="Arial" w:cs="Arial"/>
           <w:b/>
-          <w:sz w:val="26"/>
+          <w:color w:val="000000"/>
+          <w:sz w:val="22"/>
         </w:rPr>
         <w:t>1. Jenis-jenis bahan akhir</w:t>
       </w:r>
@@ -996,6 +1538,7 @@
       <w:tblPr>
         <w:tblStyle w:val="TableGrid"/>
         <w:tblW w:type="auto" w:w="0"/>
+        <w:tblLayout w:type="autofit"/>
         <w:tblLook w:firstColumn="1" w:firstRow="1" w:lastColumn="0" w:lastRow="0" w:noHBand="0" w:noVBand="1" w:val="04A0"/>
       </w:tblPr>
       <w:tblGrid>
@@ -1004,12 +1547,29 @@
         <w:gridCol w:w="3104"/>
       </w:tblGrid>
       <w:tr>
+        <w:trPr>
+          <w:tblHeader w:val="true"/>
+          <w:cantSplit w:val="true"/>
+        </w:trPr>
         <w:tc>
           <w:tcPr>
             <w:tcW w:type="dxa" w:w="3104"/>
+            <w:tcMar>
+              <w:top w:w="57" w:type="dxa"/>
+              <w:left w:w="57" w:type="dxa"/>
+              <w:bottom w:w="57" w:type="dxa"/>
+              <w:right w:w="57" w:type="dxa"/>
+            </w:tcMar>
+            <w:shd w:val="clear" w:color="auto" w:fill="D9D9D9"/>
           </w:tcPr>
           <w:p>
             <w:r>
+              <w:rPr>
+                <w:rFonts w:ascii="Arial" w:hAnsi="Arial" w:cs="Arial"/>
+                <w:b/>
+                <w:color w:val="000000"/>
+                <w:sz w:val="20"/>
+              </w:rPr>
               <w:t>Jenis Bahan Akhir</w:t>
             </w:r>
           </w:p>
@@ -1017,9 +1577,22 @@
         <w:tc>
           <w:tcPr>
             <w:tcW w:type="dxa" w:w="3104"/>
+            <w:tcMar>
+              <w:top w:w="57" w:type="dxa"/>
+              <w:left w:w="57" w:type="dxa"/>
+              <w:bottom w:w="57" w:type="dxa"/>
+              <w:right w:w="57" w:type="dxa"/>
+            </w:tcMar>
+            <w:shd w:val="clear" w:color="auto" w:fill="D9D9D9"/>
           </w:tcPr>
           <w:p>
             <w:r>
+              <w:rPr>
+                <w:rFonts w:ascii="Arial" w:hAnsi="Arial" w:cs="Arial"/>
+                <w:b/>
+                <w:color w:val="000000"/>
+                <w:sz w:val="20"/>
+              </w:rPr>
               <w:t>Contoh</w:t>
             </w:r>
           </w:p>
@@ -1027,21 +1600,48 @@
         <w:tc>
           <w:tcPr>
             <w:tcW w:type="dxa" w:w="3104"/>
+            <w:tcMar>
+              <w:top w:w="57" w:type="dxa"/>
+              <w:left w:w="57" w:type="dxa"/>
+              <w:bottom w:w="57" w:type="dxa"/>
+              <w:right w:w="57" w:type="dxa"/>
+            </w:tcMar>
+            <w:shd w:val="clear" w:color="auto" w:fill="D9D9D9"/>
           </w:tcPr>
           <w:p>
             <w:r>
+              <w:rPr>
+                <w:rFonts w:ascii="Arial" w:hAnsi="Arial" w:cs="Arial"/>
+                <w:b/>
+                <w:color w:val="000000"/>
+                <w:sz w:val="20"/>
+              </w:rPr>
               <w:t>Kegunaan</w:t>
             </w:r>
           </w:p>
         </w:tc>
       </w:tr>
       <w:tr>
+        <w:trPr>
+          <w:cantSplit w:val="true"/>
+        </w:trPr>
         <w:tc>
           <w:tcPr>
             <w:tcW w:type="dxa" w:w="3104"/>
+            <w:tcMar>
+              <w:top w:w="57" w:type="dxa"/>
+              <w:left w:w="57" w:type="dxa"/>
+              <w:bottom w:w="57" w:type="dxa"/>
+              <w:right w:w="57" w:type="dxa"/>
+            </w:tcMar>
           </w:tcPr>
           <w:p>
             <w:r>
+              <w:rPr>
+                <w:rFonts w:ascii="Arial" w:hAnsi="Arial" w:cs="Arial"/>
+                <w:color w:val="000000"/>
+                <w:sz w:val="20"/>
+              </w:rPr>
               <w:t>Tape</w:t>
             </w:r>
           </w:p>
@@ -1049,9 +1649,20 @@
         <w:tc>
           <w:tcPr>
             <w:tcW w:type="dxa" w:w="3104"/>
+            <w:tcMar>
+              <w:top w:w="57" w:type="dxa"/>
+              <w:left w:w="57" w:type="dxa"/>
+              <w:bottom w:w="57" w:type="dxa"/>
+              <w:right w:w="57" w:type="dxa"/>
+            </w:tcMar>
           </w:tcPr>
           <w:p>
             <w:r>
+              <w:rPr>
+                <w:rFonts w:ascii="Arial" w:hAnsi="Arial" w:cs="Arial"/>
+                <w:color w:val="000000"/>
+                <w:sz w:val="20"/>
+              </w:rPr>
               <w:t>Digital Betacam, HDCAM</w:t>
             </w:r>
           </w:p>
@@ -1059,21 +1670,46 @@
         <w:tc>
           <w:tcPr>
             <w:tcW w:type="dxa" w:w="3104"/>
+            <w:tcMar>
+              <w:top w:w="57" w:type="dxa"/>
+              <w:left w:w="57" w:type="dxa"/>
+              <w:bottom w:w="57" w:type="dxa"/>
+              <w:right w:w="57" w:type="dxa"/>
+            </w:tcMar>
           </w:tcPr>
           <w:p>
             <w:r>
+              <w:rPr>
+                <w:rFonts w:ascii="Arial" w:hAnsi="Arial" w:cs="Arial"/>
+                <w:color w:val="000000"/>
+                <w:sz w:val="20"/>
+              </w:rPr>
               <w:t>Broadcast legasi</w:t>
             </w:r>
           </w:p>
         </w:tc>
       </w:tr>
       <w:tr>
+        <w:trPr>
+          <w:cantSplit w:val="true"/>
+        </w:trPr>
         <w:tc>
           <w:tcPr>
             <w:tcW w:type="dxa" w:w="3104"/>
+            <w:tcMar>
+              <w:top w:w="57" w:type="dxa"/>
+              <w:left w:w="57" w:type="dxa"/>
+              <w:bottom w:w="57" w:type="dxa"/>
+              <w:right w:w="57" w:type="dxa"/>
+            </w:tcMar>
           </w:tcPr>
           <w:p>
             <w:r>
+              <w:rPr>
+                <w:rFonts w:ascii="Arial" w:hAnsi="Arial" w:cs="Arial"/>
+                <w:color w:val="000000"/>
+                <w:sz w:val="20"/>
+              </w:rPr>
               <w:t>Data</w:t>
             </w:r>
           </w:p>
@@ -1081,9 +1717,20 @@
         <w:tc>
           <w:tcPr>
             <w:tcW w:type="dxa" w:w="3104"/>
+            <w:tcMar>
+              <w:top w:w="57" w:type="dxa"/>
+              <w:left w:w="57" w:type="dxa"/>
+              <w:bottom w:w="57" w:type="dxa"/>
+              <w:right w:w="57" w:type="dxa"/>
+            </w:tcMar>
           </w:tcPr>
           <w:p>
             <w:r>
+              <w:rPr>
+                <w:rFonts w:ascii="Arial" w:hAnsi="Arial" w:cs="Arial"/>
+                <w:color w:val="000000"/>
+                <w:sz w:val="20"/>
+              </w:rPr>
               <w:t>Fail digital SD/HD (hard drive/server)</w:t>
             </w:r>
           </w:p>
@@ -1091,21 +1738,46 @@
         <w:tc>
           <w:tcPr>
             <w:tcW w:type="dxa" w:w="3104"/>
+            <w:tcMar>
+              <w:top w:w="57" w:type="dxa"/>
+              <w:left w:w="57" w:type="dxa"/>
+              <w:bottom w:w="57" w:type="dxa"/>
+              <w:right w:w="57" w:type="dxa"/>
+            </w:tcMar>
           </w:tcPr>
           <w:p>
             <w:r>
+              <w:rPr>
+                <w:rFonts w:ascii="Arial" w:hAnsi="Arial" w:cs="Arial"/>
+                <w:color w:val="000000"/>
+                <w:sz w:val="20"/>
+              </w:rPr>
               <w:t>Penghantaran digital moden</w:t>
             </w:r>
           </w:p>
         </w:tc>
       </w:tr>
       <w:tr>
+        <w:trPr>
+          <w:cantSplit w:val="true"/>
+        </w:trPr>
         <w:tc>
           <w:tcPr>
             <w:tcW w:type="dxa" w:w="3104"/>
+            <w:tcMar>
+              <w:top w:w="57" w:type="dxa"/>
+              <w:left w:w="57" w:type="dxa"/>
+              <w:bottom w:w="57" w:type="dxa"/>
+              <w:right w:w="57" w:type="dxa"/>
+            </w:tcMar>
           </w:tcPr>
           <w:p>
             <w:r>
+              <w:rPr>
+                <w:rFonts w:ascii="Arial" w:hAnsi="Arial" w:cs="Arial"/>
+                <w:color w:val="000000"/>
+                <w:sz w:val="20"/>
+              </w:rPr>
               <w:t>Film</w:t>
             </w:r>
           </w:p>
@@ -1113,9 +1785,20 @@
         <w:tc>
           <w:tcPr>
             <w:tcW w:type="dxa" w:w="3104"/>
+            <w:tcMar>
+              <w:top w:w="57" w:type="dxa"/>
+              <w:left w:w="57" w:type="dxa"/>
+              <w:bottom w:w="57" w:type="dxa"/>
+              <w:right w:w="57" w:type="dxa"/>
+            </w:tcMar>
           </w:tcPr>
           <w:p>
             <w:r>
+              <w:rPr>
+                <w:rFonts w:ascii="Arial" w:hAnsi="Arial" w:cs="Arial"/>
+                <w:color w:val="000000"/>
+                <w:sz w:val="20"/>
+              </w:rPr>
               <w:t>Cetakan filem seluloid</w:t>
             </w:r>
           </w:p>
@@ -1123,9 +1806,20 @@
         <w:tc>
           <w:tcPr>
             <w:tcW w:type="dxa" w:w="3104"/>
+            <w:tcMar>
+              <w:top w:w="57" w:type="dxa"/>
+              <w:left w:w="57" w:type="dxa"/>
+              <w:bottom w:w="57" w:type="dxa"/>
+              <w:right w:w="57" w:type="dxa"/>
+            </w:tcMar>
           </w:tcPr>
           <w:p>
             <w:r>
+              <w:rPr>
+                <w:rFonts w:ascii="Arial" w:hAnsi="Arial" w:cs="Arial"/>
+                <w:color w:val="000000"/>
+                <w:sz w:val="20"/>
+              </w:rPr>
               <w:t>Pawagam legasi</w:t>
             </w:r>
           </w:p>
@@ -1133,139 +1827,278 @@
       </w:tr>
     </w:tbl>
     <w:p>
+      <w:pPr>
+        <w:spacing w:before="120" w:after="120" w:line="276" w:lineRule="auto"/>
+        <w:jc w:val="left"/>
+      </w:pPr>
       <w:r>
         <w:rPr>
+          <w:rFonts w:ascii="Arial" w:hAnsi="Arial" w:cs="Arial"/>
           <w:b/>
-          <w:sz w:val="26"/>
+          <w:color w:val="000000"/>
+          <w:sz w:val="22"/>
         </w:rPr>
         <w:t>2. Rumusan</w:t>
       </w:r>
     </w:p>
     <w:p>
+      <w:pPr>
+        <w:spacing w:line="276" w:lineRule="auto" w:after="120"/>
+        <w:jc w:val="left"/>
+      </w:pPr>
       <w:r>
+        <w:rPr>
+          <w:rFonts w:ascii="Arial" w:hAnsi="Arial" w:cs="Arial"/>
+          <w:color w:val="000000"/>
+          <w:sz w:val="22"/>
+        </w:rPr>
         <w:t>Pemilihan jenis bahan akhir bergantung sepenuhnya kepada spesifikasi penghantaran yang ditetapkan oleh klien atau platform edaran.</w:t>
       </w:r>
     </w:p>
     <w:p>
+      <w:pPr>
+        <w:spacing w:before="120" w:after="120" w:line="276" w:lineRule="auto"/>
+        <w:jc w:val="left"/>
+      </w:pPr>
       <w:r>
         <w:rPr>
+          <w:rFonts w:ascii="Arial" w:hAnsi="Arial" w:cs="Arial"/>
           <w:b/>
-          <w:sz w:val="36"/>
+          <w:color w:val="000000"/>
+          <w:sz w:val="24"/>
         </w:rPr>
         <w:t>Bab 7: Type of supporting material i.e.: Script, Storyboard, Log book</w:t>
       </w:r>
     </w:p>
     <w:p>
+      <w:pPr>
+        <w:spacing w:before="120" w:after="120" w:line="276" w:lineRule="auto"/>
+        <w:jc w:val="left"/>
+      </w:pPr>
       <w:r>
         <w:rPr>
+          <w:rFonts w:ascii="Arial" w:hAnsi="Arial" w:cs="Arial"/>
           <w:b/>
-          <w:sz w:val="26"/>
+          <w:color w:val="000000"/>
+          <w:sz w:val="22"/>
         </w:rPr>
         <w:t>Objektif Pembelajaran</w:t>
       </w:r>
     </w:p>
     <w:p>
+      <w:pPr>
+        <w:spacing w:line="276" w:lineRule="auto" w:after="120"/>
+        <w:jc w:val="left"/>
+      </w:pPr>
       <w:r>
+        <w:rPr>
+          <w:rFonts w:ascii="Arial" w:hAnsi="Arial" w:cs="Arial"/>
+          <w:color w:val="000000"/>
+          <w:sz w:val="22"/>
+        </w:rPr>
         <w:t>Selepas mempelajari topik ini, pelatih dapat: mengenal pasti bahan sokongan yang perlu disertakan; menyemak bahan sokongan mengikut keperluan projek.</w:t>
       </w:r>
     </w:p>
     <w:p>
+      <w:pPr>
+        <w:spacing w:before="120" w:after="120" w:line="276" w:lineRule="auto"/>
+        <w:jc w:val="left"/>
+      </w:pPr>
       <w:r>
         <w:rPr>
+          <w:rFonts w:ascii="Arial" w:hAnsi="Arial" w:cs="Arial"/>
           <w:b/>
-          <w:sz w:val="26"/>
+          <w:color w:val="000000"/>
+          <w:sz w:val="22"/>
         </w:rPr>
         <w:t>1. Bahan sokongan</w:t>
       </w:r>
     </w:p>
     <w:p>
+      <w:pPr>
+        <w:spacing w:line="276" w:lineRule="auto" w:after="120"/>
+        <w:jc w:val="left"/>
+      </w:pPr>
       <w:r>
+        <w:rPr>
+          <w:rFonts w:ascii="Arial" w:hAnsi="Arial" w:cs="Arial"/>
+          <w:color w:val="000000"/>
+          <w:sz w:val="22"/>
+        </w:rPr>
         <w:t>Bahan sokongan (supporting material) yang perlu disertakan bersama bahan akhir termasuk skrip akhir (final script mengikut apa yang disunting), storyboard (jika berkaitan, untuk rujukan visual), dan log book. Bahan ini membantu pihak penerima (broadcaster/klien) mengesahkan kandungan dan menjadi rujukan untuk kerja susulan seperti sarikata atau dubbing.</w:t>
       </w:r>
     </w:p>
     <w:p>
+      <w:pPr>
+        <w:spacing w:before="120" w:after="120" w:line="276" w:lineRule="auto"/>
+        <w:jc w:val="left"/>
+      </w:pPr>
       <w:r>
         <w:rPr>
+          <w:rFonts w:ascii="Arial" w:hAnsi="Arial" w:cs="Arial"/>
           <w:b/>
-          <w:sz w:val="26"/>
+          <w:color w:val="000000"/>
+          <w:sz w:val="22"/>
         </w:rPr>
         <w:t>2. Rumusan</w:t>
       </w:r>
     </w:p>
     <w:p>
+      <w:pPr>
+        <w:spacing w:line="276" w:lineRule="auto" w:after="120"/>
+        <w:jc w:val="left"/>
+      </w:pPr>
       <w:r>
+        <w:rPr>
+          <w:rFonts w:ascii="Arial" w:hAnsi="Arial" w:cs="Arial"/>
+          <w:color w:val="000000"/>
+          <w:sz w:val="22"/>
+        </w:rPr>
         <w:t>Bahan sokongan yang lengkap membantu penerima mengesahkan kandungan dan menyokong kerja susulan projek.</w:t>
       </w:r>
     </w:p>
     <w:p>
+      <w:pPr>
+        <w:spacing w:before="120" w:after="120" w:line="276" w:lineRule="auto"/>
+        <w:jc w:val="left"/>
+      </w:pPr>
       <w:r>
         <w:rPr>
+          <w:rFonts w:ascii="Arial" w:hAnsi="Arial" w:cs="Arial"/>
           <w:b/>
-          <w:sz w:val="36"/>
+          <w:color w:val="000000"/>
+          <w:sz w:val="24"/>
         </w:rPr>
         <w:t>Bab 8: Editing suite log book</w:t>
       </w:r>
     </w:p>
     <w:p>
+      <w:pPr>
+        <w:spacing w:before="120" w:after="120" w:line="276" w:lineRule="auto"/>
+        <w:jc w:val="left"/>
+      </w:pPr>
       <w:r>
         <w:rPr>
+          <w:rFonts w:ascii="Arial" w:hAnsi="Arial" w:cs="Arial"/>
           <w:b/>
-          <w:sz w:val="26"/>
+          <w:color w:val="000000"/>
+          <w:sz w:val="22"/>
         </w:rPr>
         <w:t>Objektif Pembelajaran</w:t>
       </w:r>
     </w:p>
     <w:p>
+      <w:pPr>
+        <w:spacing w:line="276" w:lineRule="auto" w:after="120"/>
+        <w:jc w:val="left"/>
+      </w:pPr>
       <w:r>
+        <w:rPr>
+          <w:rFonts w:ascii="Arial" w:hAnsi="Arial" w:cs="Arial"/>
+          <w:color w:val="000000"/>
+          <w:sz w:val="22"/>
+        </w:rPr>
         <w:t>Selepas mempelajari topik ini, pelatih dapat: mendokumen editing suite log book; mempersembahkan log book mengikut keperluan studio.</w:t>
       </w:r>
     </w:p>
     <w:p>
+      <w:pPr>
+        <w:spacing w:before="120" w:after="120" w:line="276" w:lineRule="auto"/>
+        <w:jc w:val="left"/>
+      </w:pPr>
       <w:r>
         <w:rPr>
+          <w:rFonts w:ascii="Arial" w:hAnsi="Arial" w:cs="Arial"/>
           <w:b/>
-          <w:sz w:val="26"/>
+          <w:color w:val="000000"/>
+          <w:sz w:val="22"/>
         </w:rPr>
         <w:t>1. Fungsi log book</w:t>
       </w:r>
     </w:p>
     <w:p>
+      <w:pPr>
+        <w:spacing w:line="276" w:lineRule="auto" w:after="120"/>
+        <w:jc w:val="left"/>
+      </w:pPr>
       <w:r>
+        <w:rPr>
+          <w:rFonts w:ascii="Arial" w:hAnsi="Arial" w:cs="Arial"/>
+          <w:color w:val="000000"/>
+          <w:sz w:val="22"/>
+        </w:rPr>
         <w:t>Editing suite log book ialah rekod rasmi setiap aktiviti yang dijalankan dalam suite editing sepanjang tempoh projek — termasuk tarikh, masa, nama editor, aktiviti dijalankan, dan status penghantaran. Log book perlu diisi dengan lengkap dan tepat sebagai bukti audit trail projek, serta dipersembahkan kepada penyelia/studio sebagai sebahagian daripada proses penutupan (closing) projek.</w:t>
       </w:r>
     </w:p>
     <w:p>
+      <w:pPr>
+        <w:spacing w:before="120" w:after="120" w:line="276" w:lineRule="auto"/>
+        <w:jc w:val="left"/>
+      </w:pPr>
       <w:r>
         <w:rPr>
+          <w:rFonts w:ascii="Arial" w:hAnsi="Arial" w:cs="Arial"/>
           <w:b/>
-          <w:sz w:val="26"/>
+          <w:color w:val="000000"/>
+          <w:sz w:val="22"/>
         </w:rPr>
         <w:t>2. Langkah kerja praktikal keseluruhan</w:t>
       </w:r>
     </w:p>
     <w:p>
+      <w:pPr>
+        <w:spacing w:line="276" w:lineRule="auto" w:after="120"/>
+        <w:jc w:val="left"/>
+      </w:pPr>
       <w:r>
+        <w:rPr>
+          <w:rFonts w:ascii="Arial" w:hAnsi="Arial" w:cs="Arial"/>
+          <w:color w:val="000000"/>
+          <w:sz w:val="22"/>
+        </w:rPr>
         <w:t>Langkah kerja praktikal (rujuk P11 langkah 2-4): editor mengeksport bahan akhir mengikut spesifikasi (codec, resolusi, loudness) yang ditetapkan, mengumpul bahan sokongan (thumbnail, sarikata, versi sosial, laporan QC), merekod penghantaran dalam log book suite editing, dan menutup projek selepas pengesahan diterima daripada klien/Producer.</w:t>
       </w:r>
     </w:p>
     <w:p>
+      <w:pPr>
+        <w:spacing w:before="120" w:after="120" w:line="276" w:lineRule="auto"/>
+        <w:jc w:val="left"/>
+      </w:pPr>
       <w:r>
         <w:rPr>
+          <w:rFonts w:ascii="Arial" w:hAnsi="Arial" w:cs="Arial"/>
           <w:b/>
-          <w:sz w:val="26"/>
+          <w:color w:val="000000"/>
+          <w:sz w:val="22"/>
         </w:rPr>
         <w:t>3. Rumusan</w:t>
       </w:r>
     </w:p>
     <w:p>
+      <w:pPr>
+        <w:spacing w:line="276" w:lineRule="auto" w:after="120"/>
+        <w:jc w:val="left"/>
+      </w:pPr>
       <w:r>
+        <w:rPr>
+          <w:rFonts w:ascii="Arial" w:hAnsi="Arial" w:cs="Arial"/>
+          <w:color w:val="000000"/>
+          <w:sz w:val="22"/>
+        </w:rPr>
         <w:t>Log book yang lengkap dan tepat menjadi bukti audit trail rasmi serta syarat penutupan projek yang sah.</w:t>
       </w:r>
     </w:p>
     <w:p>
+      <w:pPr>
+        <w:spacing w:before="120" w:after="120" w:line="276" w:lineRule="auto"/>
+        <w:jc w:val="left"/>
+      </w:pPr>
       <w:r>
         <w:rPr>
+          <w:rFonts w:ascii="Arial" w:hAnsi="Arial" w:cs="Arial"/>
           <w:b/>
+          <w:color w:val="000000"/>
+          <w:sz w:val="22"/>
         </w:rPr>
         <w:t>SOALAN:</w:t>
       </w:r>
@@ -1273,129 +2106,277 @@
     <w:p>
       <w:pPr>
         <w:pStyle w:val="ListParagraph"/>
+        <w:spacing w:line="276" w:lineRule="auto" w:after="40"/>
+        <w:ind w:left="357" w:hanging="357"/>
+        <w:jc w:val="left"/>
       </w:pPr>
       <w:r>
+        <w:rPr>
+          <w:rFonts w:ascii="Arial" w:hAnsi="Arial" w:cs="Arial"/>
+          <w:color w:val="000000"/>
+          <w:sz w:val="22"/>
+        </w:rPr>
         <w:t>• Soalan: Apakah kelebihan kaedah "double head" berbanding fail composite tunggal semasa penghantaran akhir?</w:t>
       </w:r>
     </w:p>
     <w:p>
+      <w:pPr>
+        <w:spacing w:line="276" w:lineRule="auto" w:after="120"/>
+        <w:jc w:val="left"/>
+      </w:pPr>
       <w:r>
+        <w:rPr>
+          <w:rFonts w:ascii="Arial" w:hAnsi="Arial" w:cs="Arial"/>
+          <w:color w:val="000000"/>
+          <w:sz w:val="22"/>
+        </w:rPr>
         <w:t>Jawapan model: Double head membolehkan trek visual dan audio dikawal serta digunakan secara berasingan — contohnya untuk keperluan dubbing atau sarikata pelbagai bahasa — tanpa perlu mengeksport semula keseluruhan projek.</w:t>
       </w:r>
     </w:p>
     <w:p>
       <w:pPr>
         <w:pStyle w:val="ListParagraph"/>
+        <w:spacing w:line="276" w:lineRule="auto" w:after="40"/>
+        <w:ind w:left="357" w:hanging="357"/>
+        <w:jc w:val="left"/>
       </w:pPr>
       <w:r>
+        <w:rPr>
+          <w:rFonts w:ascii="Arial" w:hAnsi="Arial" w:cs="Arial"/>
+          <w:color w:val="000000"/>
+          <w:sz w:val="22"/>
+        </w:rPr>
         <w:t>• Soalan: Kenapa editor perlu mengetahui jenis peralatan penerima (broadcast equipment atau media player) sebelum mengeksport bahan akhir?</w:t>
       </w:r>
     </w:p>
     <w:p>
+      <w:pPr>
+        <w:spacing w:line="276" w:lineRule="auto" w:after="120"/>
+        <w:jc w:val="left"/>
+      </w:pPr>
       <w:r>
+        <w:rPr>
+          <w:rFonts w:ascii="Arial" w:hAnsi="Arial" w:cs="Arial"/>
+          <w:color w:val="000000"/>
+          <w:sz w:val="22"/>
+        </w:rPr>
         <w:t>Jawapan model: Setiap peralatan mempunyai spesifikasi teknikal (codec, resolusi, format fail) yang berbeza; jika bahan akhir tidak sepadan, ia tidak dapat dimainkan atau diterima oleh pihak broadcaster/pawagam.</w:t>
       </w:r>
     </w:p>
     <w:p>
       <w:pPr>
         <w:pStyle w:val="ListParagraph"/>
+        <w:spacing w:line="276" w:lineRule="auto" w:after="40"/>
+        <w:ind w:left="357" w:hanging="357"/>
+        <w:jc w:val="left"/>
       </w:pPr>
       <w:r>
+        <w:rPr>
+          <w:rFonts w:ascii="Arial" w:hAnsi="Arial" w:cs="Arial"/>
+          <w:color w:val="000000"/>
+          <w:sz w:val="22"/>
+        </w:rPr>
         <w:t>• Soalan: Mengapa editing suite log book penting sebagai sebahagian daripada proses penghantaran akhir?</w:t>
       </w:r>
     </w:p>
     <w:p>
+      <w:pPr>
+        <w:spacing w:line="276" w:lineRule="auto" w:after="120"/>
+        <w:jc w:val="left"/>
+      </w:pPr>
       <w:r>
+        <w:rPr>
+          <w:rFonts w:ascii="Arial" w:hAnsi="Arial" w:cs="Arial"/>
+          <w:color w:val="000000"/>
+          <w:sz w:val="22"/>
+        </w:rPr>
         <w:t>Jawapan model: Log book menjadi rekod audit trail rasmi bagi semua aktiviti projek, membantu penjejakan status penghantaran, dan menjadi bukti rasmi semasa proses penutupan projek.</w:t>
       </w:r>
     </w:p>
     <w:p>
+      <w:pPr>
+        <w:spacing w:before="120" w:after="120" w:line="276" w:lineRule="auto"/>
+        <w:jc w:val="left"/>
+      </w:pPr>
       <w:r>
         <w:rPr>
+          <w:rFonts w:ascii="Arial" w:hAnsi="Arial" w:cs="Arial"/>
           <w:b/>
+          <w:color w:val="000000"/>
+          <w:sz w:val="22"/>
         </w:rPr>
         <w:t>RUJUKAN:</w:t>
       </w:r>
     </w:p>
     <w:p>
+      <w:pPr>
+        <w:spacing w:line="276" w:lineRule="auto" w:after="120"/>
+        <w:jc w:val="left"/>
+      </w:pPr>
       <w:r>
+        <w:rPr>
+          <w:rFonts w:ascii="Arial" w:hAnsi="Arial" w:cs="Arial"/>
+          <w:color w:val="000000"/>
+          <w:sz w:val="22"/>
+        </w:rPr>
         <w:t>Rujukan CoCU (sama seperti §6.1 dalam 00-noss-extract.md):</w:t>
       </w:r>
     </w:p>
     <w:p>
       <w:pPr>
         <w:pStyle w:val="ListParagraph"/>
+        <w:spacing w:line="276" w:lineRule="auto" w:after="40"/>
+        <w:ind w:left="357" w:hanging="357"/>
+        <w:jc w:val="left"/>
       </w:pPr>
       <w:r>
+        <w:rPr>
+          <w:rFonts w:ascii="Arial" w:hAnsi="Arial" w:cs="Arial"/>
+          <w:color w:val="000000"/>
+          <w:sz w:val="22"/>
+        </w:rPr>
         <w:t>• Wells, P. (2007). *Digital video editing: A user's guide* (1st ed.). Crowood Press. ISBN 978-1861269522</w:t>
       </w:r>
     </w:p>
     <w:p>
       <w:pPr>
         <w:pStyle w:val="ListParagraph"/>
+        <w:spacing w:line="276" w:lineRule="auto" w:after="40"/>
+        <w:ind w:left="357" w:hanging="357"/>
+        <w:jc w:val="left"/>
       </w:pPr>
       <w:r>
+        <w:rPr>
+          <w:rFonts w:ascii="Arial" w:hAnsi="Arial" w:cs="Arial"/>
+          <w:color w:val="000000"/>
+          <w:sz w:val="22"/>
+        </w:rPr>
         <w:t>• Kauffmann, S., &amp; Kennedy, A. (2012). *Avid editing: A guide for beginning and intermediate users* (4th ed.). Focal Press. ISBN 978-0240818566</w:t>
       </w:r>
     </w:p>
     <w:p>
       <w:pPr>
         <w:pStyle w:val="ListParagraph"/>
+        <w:spacing w:line="276" w:lineRule="auto" w:after="40"/>
+        <w:ind w:left="357" w:hanging="357"/>
+        <w:jc w:val="left"/>
       </w:pPr>
       <w:r>
+        <w:rPr>
+          <w:rFonts w:ascii="Arial" w:hAnsi="Arial" w:cs="Arial"/>
+          <w:color w:val="000000"/>
+          <w:sz w:val="22"/>
+        </w:rPr>
         <w:t>• Dancyger, K. (2010). *The technique of film and video editing: History, theory, and practice* (5th ed.). Focal Press. ISBN 978-0240813974</w:t>
       </w:r>
     </w:p>
     <w:p>
       <w:pPr>
         <w:pStyle w:val="ListParagraph"/>
+        <w:spacing w:line="276" w:lineRule="auto" w:after="40"/>
+        <w:ind w:left="357" w:hanging="357"/>
+        <w:jc w:val="left"/>
       </w:pPr>
       <w:r>
+        <w:rPr>
+          <w:rFonts w:ascii="Arial" w:hAnsi="Arial" w:cs="Arial"/>
+          <w:color w:val="000000"/>
+          <w:sz w:val="22"/>
+        </w:rPr>
         <w:t>• Chandler, G. (2009). *Film editing: Great cuts every filmmaker and movie lover must know* (1st ed.). Michael Wiese Productions. ISBN 978-1932907629</w:t>
       </w:r>
     </w:p>
     <w:p>
       <w:pPr>
         <w:pStyle w:val="ListParagraph"/>
+        <w:spacing w:line="276" w:lineRule="auto" w:after="40"/>
+        <w:ind w:left="357" w:hanging="357"/>
+        <w:jc w:val="left"/>
       </w:pPr>
       <w:r>
+        <w:rPr>
+          <w:rFonts w:ascii="Arial" w:hAnsi="Arial" w:cs="Arial"/>
+          <w:color w:val="000000"/>
+          <w:sz w:val="22"/>
+        </w:rPr>
         <w:t>• Pearlman, K. (2009). *Cutting rhythms: Shaping the film edit* (1st ed.). Focal Press. ISBN 978-0240810140</w:t>
       </w:r>
     </w:p>
     <w:p>
       <w:pPr>
         <w:pStyle w:val="ListParagraph"/>
+        <w:spacing w:line="276" w:lineRule="auto" w:after="40"/>
+        <w:ind w:left="357" w:hanging="357"/>
+        <w:jc w:val="left"/>
       </w:pPr>
       <w:r>
+        <w:rPr>
+          <w:rFonts w:ascii="Arial" w:hAnsi="Arial" w:cs="Arial"/>
+          <w:color w:val="000000"/>
+          <w:sz w:val="22"/>
+        </w:rPr>
         <w:t>• Coleman, L., &amp; Friedberg, D. (2010). *Make the cut: A guide to becoming a successful assistant editor in film and TV* (1st ed.). Focal Press. ISBN 978-0240813981</w:t>
       </w:r>
     </w:p>
     <w:p>
       <w:pPr>
         <w:pStyle w:val="ListParagraph"/>
+        <w:spacing w:line="276" w:lineRule="auto" w:after="40"/>
+        <w:ind w:left="357" w:hanging="357"/>
+        <w:jc w:val="left"/>
       </w:pPr>
       <w:r>
+        <w:rPr>
+          <w:rFonts w:ascii="Arial" w:hAnsi="Arial" w:cs="Arial"/>
+          <w:color w:val="000000"/>
+          <w:sz w:val="22"/>
+        </w:rPr>
         <w:t>• Rosenberg, J. (2010). *The healthy edit: Creative editing techniques for perfecting your movie* (1st ed.). Focal Press. ISBN 978-0240814469</w:t>
       </w:r>
     </w:p>
     <w:p>
+      <w:pPr>
+        <w:spacing w:line="276" w:lineRule="auto" w:after="120"/>
+        <w:jc w:val="left"/>
+      </w:pPr>
       <w:r>
+        <w:rPr>
+          <w:rFonts w:ascii="Arial" w:hAnsi="Arial" w:cs="Arial"/>
+          <w:color w:val="000000"/>
+          <w:sz w:val="22"/>
+        </w:rPr>
         <w:t>Rujukan tambahan:</w:t>
       </w:r>
     </w:p>
     <w:p>
       <w:pPr>
         <w:pStyle w:val="ListParagraph"/>
+        <w:spacing w:line="276" w:lineRule="auto" w:after="40"/>
+        <w:ind w:left="357" w:hanging="357"/>
+        <w:jc w:val="left"/>
       </w:pPr>
       <w:r>
+        <w:rPr>
+          <w:rFonts w:ascii="Arial" w:hAnsi="Arial" w:cs="Arial"/>
+          <w:color w:val="000000"/>
+          <w:sz w:val="22"/>
+        </w:rPr>
         <w:t>• Ohanian, T. A., &amp; Phillips, M. E. (2013). *Digital filmmaking: The changing art and craft of making motion pictures* (2nd ed.). Focal Press.</w:t>
       </w:r>
     </w:p>
     <w:p>
       <w:pPr>
         <w:pStyle w:val="ListParagraph"/>
+        <w:spacing w:line="276" w:lineRule="auto" w:after="40"/>
+        <w:ind w:left="357" w:hanging="357"/>
+        <w:jc w:val="left"/>
       </w:pPr>
       <w:r>
+        <w:rPr>
+          <w:rFonts w:ascii="Arial" w:hAnsi="Arial" w:cs="Arial"/>
+          <w:color w:val="000000"/>
+          <w:sz w:val="22"/>
+        </w:rPr>
         <w:t>• Ascher, S., &amp; Pincus, E. (2013). *The filmmaker's handbook: A comprehensive guide for the digital age* (5th ed.). Plume.</w:t>
       </w:r>
     </w:p>

--- a/video-film-editing/output/05 3.3b Nota Pembelajaran (Kertas Penerangan)/CU C01-C05/3.3b-26 Nota Pembelajaran C05-W06 Perform final online submission (IT-072).docx
+++ b/video-film-editing/output/05 3.3b Nota Pembelajaran (Kertas Penerangan)/CU C01-C05/3.3b-26 Nota Pembelajaran C05-W06 Perform final online submission (IT-072).docx
@@ -745,7 +745,7 @@
                 <w:color w:val="000000"/>
                 <w:sz w:val="20"/>
               </w:rPr>
-              <w:t>W01 / W01 — Import Edit-Decision-List (EDL)</w:t>
+              <w:t>W01 / Import Edit-Decision-List (EDL)</w:t>
             </w:r>
           </w:p>
           <w:p>
@@ -759,7 +759,7 @@
                 <w:color w:val="000000"/>
                 <w:sz w:val="20"/>
               </w:rPr>
-              <w:t>W02 / W02 — Apply visual elements to editing sequences</w:t>
+              <w:t>W02 / Apply visual elements to editing sequences</w:t>
             </w:r>
           </w:p>
           <w:p>
@@ -773,7 +773,7 @@
                 <w:color w:val="000000"/>
                 <w:sz w:val="20"/>
               </w:rPr>
-              <w:t>W03 / W03 — Apply titling to editing sequences</w:t>
+              <w:t>W03 / Apply titling to editing sequences</w:t>
             </w:r>
           </w:p>
           <w:p>
@@ -787,7 +787,7 @@
                 <w:color w:val="000000"/>
                 <w:sz w:val="20"/>
               </w:rPr>
-              <w:t>W04 / W04 — Perform colour correction</w:t>
+              <w:t>W04 / Perform colour correction</w:t>
             </w:r>
           </w:p>
           <w:p>
@@ -801,7 +801,7 @@
                 <w:color w:val="000000"/>
                 <w:sz w:val="20"/>
               </w:rPr>
-              <w:t>W05 / W05 — Apply balanced audio to editing sequence</w:t>
+              <w:t>W05 / Apply balanced audio to editing sequence</w:t>
             </w:r>
           </w:p>
           <w:p>
@@ -815,7 +815,7 @@
                 <w:color w:val="000000"/>
                 <w:sz w:val="20"/>
               </w:rPr>
-              <w:t>W06 / W06 — Perform final online submission</w:t>
+              <w:t>W06 / Perform final online submission</w:t>
             </w:r>
           </w:p>
         </w:tc>
